--- a/golden/uart/docs/word/07-可追踪性矩阵.docx
+++ b/golden/uart/docs/word/07-可追踪性矩阵.docx
@@ -45,7 +45,7 @@
             <w:r/>
             <w:r>
               <w:rPr>
-                <w:rFonts w:ascii="FangSong_GB2312" w:hAnsi="FangSong_GB2312" w:eastAsia="FangSong_GB2312" w:cs="FangSong_GB2312"/>
+                <w:rFonts w:ascii="Songti SC" w:hAnsi="Songti SC" w:eastAsia="Songti SC" w:cs="Songti SC"/>
                 <w:b/>
                 <w:sz w:val="18"/>
               </w:rPr>
@@ -72,7 +72,7 @@
             <w:r/>
             <w:r>
               <w:rPr>
-                <w:rFonts w:ascii="FangSong_GB2312" w:hAnsi="FangSong_GB2312" w:eastAsia="FangSong_GB2312" w:cs="FangSong_GB2312"/>
+                <w:rFonts w:ascii="Songti SC" w:hAnsi="Songti SC" w:eastAsia="Songti SC" w:cs="Songti SC"/>
                 <w:b/>
                 <w:sz w:val="18"/>
               </w:rPr>
@@ -100,7 +100,7 @@
             <w:r/>
             <w:r>
               <w:rPr>
-                <w:rFonts w:ascii="FangSong_GB2312" w:hAnsi="FangSong_GB2312" w:eastAsia="FangSong_GB2312" w:cs="FangSong_GB2312"/>
+                <w:rFonts w:ascii="Songti SC" w:hAnsi="Songti SC" w:eastAsia="Songti SC" w:cs="Songti SC"/>
                 <w:b w:val="0"/>
                 <w:sz w:val="18"/>
               </w:rPr>
@@ -126,11 +126,11 @@
             <w:r/>
             <w:r>
               <w:rPr>
-                <w:rFonts w:ascii="FangSong_GB2312" w:hAnsi="FangSong_GB2312" w:eastAsia="FangSong_GB2312" w:cs="FangSong_GB2312"/>
+                <w:rFonts w:ascii="Songti SC" w:hAnsi="Songti SC" w:eastAsia="Songti SC" w:cs="Songti SC"/>
                 <w:b w:val="0"/>
                 <w:sz w:val="18"/>
               </w:rPr>
-              <w:t>UART-DOC-007 / v2.3 candidate</w:t>
+              <w:t>UART-DOC-007 / v2.5 candidate</w:t>
             </w:r>
           </w:p>
         </w:tc>
@@ -154,7 +154,7 @@
             <w:r/>
             <w:r>
               <w:rPr>
-                <w:rFonts w:ascii="FangSong_GB2312" w:hAnsi="FangSong_GB2312" w:eastAsia="FangSong_GB2312" w:cs="FangSong_GB2312"/>
+                <w:rFonts w:ascii="Songti SC" w:hAnsi="Songti SC" w:eastAsia="Songti SC" w:cs="Songti SC"/>
                 <w:b w:val="0"/>
                 <w:sz w:val="18"/>
               </w:rPr>
@@ -180,7 +180,7 @@
             <w:r/>
             <w:r>
               <w:rPr>
-                <w:rFonts w:ascii="FangSong_GB2312" w:hAnsi="FangSong_GB2312" w:eastAsia="FangSong_GB2312" w:cs="FangSong_GB2312"/>
+                <w:rFonts w:ascii="Songti SC" w:hAnsi="Songti SC" w:eastAsia="Songti SC" w:cs="Songti SC"/>
                 <w:b w:val="0"/>
                 <w:sz w:val="18"/>
               </w:rPr>
@@ -208,7 +208,7 @@
             <w:r/>
             <w:r>
               <w:rPr>
-                <w:rFonts w:ascii="FangSong_GB2312" w:hAnsi="FangSong_GB2312" w:eastAsia="FangSong_GB2312" w:cs="FangSong_GB2312"/>
+                <w:rFonts w:ascii="Songti SC" w:hAnsi="Songti SC" w:eastAsia="Songti SC" w:cs="Songti SC"/>
                 <w:b w:val="0"/>
                 <w:sz w:val="18"/>
               </w:rPr>
@@ -234,11 +234,11 @@
             <w:r/>
             <w:r>
               <w:rPr>
-                <w:rFonts w:ascii="FangSong_GB2312" w:hAnsi="FangSong_GB2312" w:eastAsia="FangSong_GB2312" w:cs="FangSong_GB2312"/>
+                <w:rFonts w:ascii="Songti SC" w:hAnsi="Songti SC" w:eastAsia="Songti SC" w:cs="Songti SC"/>
                 <w:b w:val="0"/>
                 <w:sz w:val="18"/>
               </w:rPr>
-              <w:t>2026-08-27</w:t>
+              <w:t>2026-08-28</w:t>
             </w:r>
           </w:p>
         </w:tc>
@@ -262,7 +262,7 @@
             <w:r/>
             <w:r>
               <w:rPr>
-                <w:rFonts w:ascii="FangSong_GB2312" w:hAnsi="FangSong_GB2312" w:eastAsia="FangSong_GB2312" w:cs="FangSong_GB2312"/>
+                <w:rFonts w:ascii="Songti SC" w:hAnsi="Songti SC" w:eastAsia="Songti SC" w:cs="Songti SC"/>
                 <w:b w:val="0"/>
                 <w:sz w:val="18"/>
               </w:rPr>
@@ -288,7 +288,7 @@
             <w:r/>
             <w:r>
               <w:rPr>
-                <w:rFonts w:ascii="FangSong_GB2312" w:hAnsi="FangSong_GB2312" w:eastAsia="FangSong_GB2312" w:cs="FangSong_GB2312"/>
+                <w:rFonts w:ascii="Songti SC" w:hAnsi="Songti SC" w:eastAsia="Songti SC" w:cs="Songti SC"/>
                 <w:b w:val="0"/>
                 <w:sz w:val="18"/>
               </w:rPr>
@@ -316,7 +316,7 @@
             <w:r/>
             <w:r>
               <w:rPr>
-                <w:rFonts w:ascii="FangSong_GB2312" w:hAnsi="FangSong_GB2312" w:eastAsia="FangSong_GB2312" w:cs="FangSong_GB2312"/>
+                <w:rFonts w:ascii="Songti SC" w:hAnsi="Songti SC" w:eastAsia="Songti SC" w:cs="Songti SC"/>
                 <w:b w:val="0"/>
                 <w:sz w:val="18"/>
               </w:rPr>
@@ -342,7 +342,7 @@
             <w:r/>
             <w:r>
               <w:rPr>
-                <w:rFonts w:ascii="FangSong_GB2312" w:hAnsi="FangSong_GB2312" w:eastAsia="FangSong_GB2312" w:cs="FangSong_GB2312"/>
+                <w:rFonts w:ascii="Songti SC" w:hAnsi="Songti SC" w:eastAsia="Songti SC" w:cs="Songti SC"/>
                 <w:b w:val="0"/>
                 <w:sz w:val="18"/>
               </w:rPr>
@@ -370,7 +370,7 @@
             <w:r/>
             <w:r>
               <w:rPr>
-                <w:rFonts w:ascii="FangSong_GB2312" w:hAnsi="FangSong_GB2312" w:eastAsia="FangSong_GB2312" w:cs="FangSong_GB2312"/>
+                <w:rFonts w:ascii="Songti SC" w:hAnsi="Songti SC" w:eastAsia="Songti SC" w:cs="Songti SC"/>
                 <w:b w:val="0"/>
                 <w:sz w:val="18"/>
               </w:rPr>
@@ -396,7 +396,7 @@
             <w:r/>
             <w:r>
               <w:rPr>
-                <w:rFonts w:ascii="FangSong_GB2312" w:hAnsi="FangSong_GB2312" w:eastAsia="FangSong_GB2312" w:cs="FangSong_GB2312"/>
+                <w:rFonts w:ascii="Songti SC" w:hAnsi="Songti SC" w:eastAsia="Songti SC" w:cs="Songti SC"/>
                 <w:b w:val="0"/>
                 <w:sz w:val="18"/>
               </w:rPr>
@@ -461,7 +461,7 @@
             <w:r/>
             <w:r>
               <w:rPr>
-                <w:rFonts w:ascii="FangSong_GB2312" w:hAnsi="FangSong_GB2312" w:eastAsia="FangSong_GB2312" w:cs="FangSong_GB2312"/>
+                <w:rFonts w:ascii="Songti SC" w:hAnsi="Songti SC" w:eastAsia="Songti SC" w:cs="Songti SC"/>
                 <w:b/>
                 <w:sz w:val="18"/>
               </w:rPr>
@@ -488,7 +488,7 @@
             <w:r/>
             <w:r>
               <w:rPr>
-                <w:rFonts w:ascii="FangSong_GB2312" w:hAnsi="FangSong_GB2312" w:eastAsia="FangSong_GB2312" w:cs="FangSong_GB2312"/>
+                <w:rFonts w:ascii="Songti SC" w:hAnsi="Songti SC" w:eastAsia="Songti SC" w:cs="Songti SC"/>
                 <w:b/>
                 <w:sz w:val="18"/>
               </w:rPr>
@@ -515,7 +515,7 @@
             <w:r/>
             <w:r>
               <w:rPr>
-                <w:rFonts w:ascii="FangSong_GB2312" w:hAnsi="FangSong_GB2312" w:eastAsia="FangSong_GB2312" w:cs="FangSong_GB2312"/>
+                <w:rFonts w:ascii="Songti SC" w:hAnsi="Songti SC" w:eastAsia="Songti SC" w:cs="Songti SC"/>
                 <w:b/>
                 <w:sz w:val="18"/>
               </w:rPr>
@@ -542,7 +542,7 @@
             <w:r/>
             <w:r>
               <w:rPr>
-                <w:rFonts w:ascii="FangSong_GB2312" w:hAnsi="FangSong_GB2312" w:eastAsia="FangSong_GB2312" w:cs="FangSong_GB2312"/>
+                <w:rFonts w:ascii="Songti SC" w:hAnsi="Songti SC" w:eastAsia="Songti SC" w:cs="Songti SC"/>
                 <w:b/>
                 <w:sz w:val="18"/>
               </w:rPr>
@@ -570,11 +570,11 @@
             <w:r/>
             <w:r>
               <w:rPr>
-                <w:rFonts w:ascii="FangSong_GB2312" w:hAnsi="FangSong_GB2312" w:eastAsia="FangSong_GB2312" w:cs="FangSong_GB2312"/>
+                <w:rFonts w:ascii="Songti SC" w:hAnsi="Songti SC" w:eastAsia="Songti SC" w:cs="Songti SC"/>
                 <w:b w:val="0"/>
                 <w:sz w:val="18"/>
               </w:rPr>
-              <w:t>v2.3 candidate</w:t>
+              <w:t>v2.5 candidate</w:t>
             </w:r>
           </w:p>
         </w:tc>
@@ -596,11 +596,11 @@
             <w:r/>
             <w:r>
               <w:rPr>
-                <w:rFonts w:ascii="FangSong_GB2312" w:hAnsi="FangSong_GB2312" w:eastAsia="FangSong_GB2312" w:cs="FangSong_GB2312"/>
+                <w:rFonts w:ascii="Songti SC" w:hAnsi="Songti SC" w:eastAsia="Songti SC" w:cs="Songti SC"/>
                 <w:b w:val="0"/>
                 <w:sz w:val="18"/>
               </w:rPr>
-              <w:t>2026-08-27</w:t>
+              <w:t>2026-08-28</w:t>
             </w:r>
           </w:p>
         </w:tc>
@@ -622,11 +622,11 @@
             <w:r/>
             <w:r>
               <w:rPr>
-                <w:rFonts w:ascii="FangSong_GB2312" w:hAnsi="FangSong_GB2312" w:eastAsia="FangSong_GB2312" w:cs="FangSong_GB2312"/>
+                <w:rFonts w:ascii="Songti SC" w:hAnsi="Songti SC" w:eastAsia="Songti SC" w:cs="Songti SC"/>
                 <w:b w:val="0"/>
                 <w:sz w:val="18"/>
               </w:rPr>
-              <w:t>增加 XC7VX690T/板级包装/115200 路径并把 K70T/9600 运行标为历史 exploratory；纳入中等保证活动</w:t>
+              <w:t>将修订后 DIFF_SSTL15 的 Mac→66 直连 job、输入哈希与动态/静态/实现结果关联到当前追踪路径</w:t>
             </w:r>
           </w:p>
         </w:tc>
@@ -648,7 +648,7 @@
             <w:r/>
             <w:r>
               <w:rPr>
-                <w:rFonts w:ascii="FangSong_GB2312" w:hAnsi="FangSong_GB2312" w:eastAsia="FangSong_GB2312" w:cs="FangSong_GB2312"/>
+                <w:rFonts w:ascii="Songti SC" w:hAnsi="Songti SC" w:eastAsia="Songti SC" w:cs="Songti SC"/>
                 <w:b w:val="0"/>
                 <w:sz w:val="18"/>
               </w:rPr>
@@ -676,11 +676,11 @@
             <w:r/>
             <w:r>
               <w:rPr>
-                <w:rFonts w:ascii="FangSong_GB2312" w:hAnsi="FangSong_GB2312" w:eastAsia="FangSong_GB2312" w:cs="FangSong_GB2312"/>
+                <w:rFonts w:ascii="Songti SC" w:hAnsi="Songti SC" w:eastAsia="Songti SC" w:cs="Songti SC"/>
                 <w:b w:val="0"/>
                 <w:sz w:val="18"/>
               </w:rPr>
-              <w:t>v2.2 candidate</w:t>
+              <w:t>v2.4 candidate</w:t>
             </w:r>
           </w:p>
         </w:tc>
@@ -702,11 +702,11 @@
             <w:r/>
             <w:r>
               <w:rPr>
-                <w:rFonts w:ascii="FangSong_GB2312" w:hAnsi="FangSong_GB2312" w:eastAsia="FangSong_GB2312" w:cs="FangSong_GB2312"/>
+                <w:rFonts w:ascii="Songti SC" w:hAnsi="Songti SC" w:eastAsia="Songti SC" w:cs="Songti SC"/>
                 <w:b w:val="0"/>
                 <w:sz w:val="18"/>
               </w:rPr>
-              <w:t>2026-08-26</w:t>
+              <w:t>2026-08-27</w:t>
             </w:r>
           </w:p>
         </w:tc>
@@ -728,11 +728,11 @@
             <w:r/>
             <w:r>
               <w:rPr>
-                <w:rFonts w:ascii="FangSong_GB2312" w:hAnsi="FangSong_GB2312" w:eastAsia="FangSong_GB2312" w:cs="FangSong_GB2312"/>
+                <w:rFonts w:ascii="Songti SC" w:hAnsi="Songti SC" w:eastAsia="Songti SC" w:cs="Songti SC"/>
                 <w:b w:val="0"/>
                 <w:sz w:val="18"/>
               </w:rPr>
-              <w:t>同步标准参考集与 UART-DOC-000～006 v2.2；追踪关系和实现未改变</w:t>
+              <w:t>将 VC709/690T 精确 part、板级包装、9600/115200、综合和预码流实现真实证据关联到需求、设计与测试路径</w:t>
             </w:r>
           </w:p>
         </w:tc>
@@ -754,7 +754,7 @@
             <w:r/>
             <w:r>
               <w:rPr>
-                <w:rFonts w:ascii="FangSong_GB2312" w:hAnsi="FangSong_GB2312" w:eastAsia="FangSong_GB2312" w:cs="FangSong_GB2312"/>
+                <w:rFonts w:ascii="Songti SC" w:hAnsi="Songti SC" w:eastAsia="Songti SC" w:cs="Songti SC"/>
                 <w:b w:val="0"/>
                 <w:sz w:val="18"/>
               </w:rPr>
@@ -782,11 +782,11 @@
             <w:r/>
             <w:r>
               <w:rPr>
-                <w:rFonts w:ascii="FangSong_GB2312" w:hAnsi="FangSong_GB2312" w:eastAsia="FangSong_GB2312" w:cs="FangSong_GB2312"/>
+                <w:rFonts w:ascii="Songti SC" w:hAnsi="Songti SC" w:eastAsia="Songti SC" w:cs="Songti SC"/>
                 <w:b w:val="0"/>
                 <w:sz w:val="18"/>
               </w:rPr>
-              <w:t>v2.1 candidate</w:t>
+              <w:t>v2.3 candidate</w:t>
             </w:r>
           </w:p>
         </w:tc>
@@ -808,11 +808,11 @@
             <w:r/>
             <w:r>
               <w:rPr>
-                <w:rFonts w:ascii="FangSong_GB2312" w:hAnsi="FangSong_GB2312" w:eastAsia="FangSong_GB2312" w:cs="FangSong_GB2312"/>
+                <w:rFonts w:ascii="Songti SC" w:hAnsi="Songti SC" w:eastAsia="Songti SC" w:cs="Songti SC"/>
                 <w:b w:val="0"/>
                 <w:sz w:val="18"/>
               </w:rPr>
-              <w:t>2026-08-26</w:t>
+              <w:t>2026-08-27</w:t>
             </w:r>
           </w:p>
         </w:tc>
@@ -834,11 +834,11 @@
             <w:r/>
             <w:r>
               <w:rPr>
-                <w:rFonts w:ascii="FangSong_GB2312" w:hAnsi="FangSong_GB2312" w:eastAsia="FangSong_GB2312" w:cs="FangSong_GB2312"/>
+                <w:rFonts w:ascii="Songti SC" w:hAnsi="Songti SC" w:eastAsia="Songti SC" w:cs="Songti SC"/>
                 <w:b w:val="0"/>
                 <w:sz w:val="18"/>
               </w:rPr>
-              <w:t>同步 GJB 438B-2009 参考集与 UART-DOC-000～006 v2.1；追踪关系和实现未改变</w:t>
+              <w:t>增加 XC7VX690T/板级包装/115200 路径并把 K70T/9600 运行标为历史 exploratory；纳入中等保证活动</w:t>
             </w:r>
           </w:p>
         </w:tc>
@@ -860,7 +860,7 @@
             <w:r/>
             <w:r>
               <w:rPr>
-                <w:rFonts w:ascii="FangSong_GB2312" w:hAnsi="FangSong_GB2312" w:eastAsia="FangSong_GB2312" w:cs="FangSong_GB2312"/>
+                <w:rFonts w:ascii="Songti SC" w:hAnsi="Songti SC" w:eastAsia="Songti SC" w:cs="Songti SC"/>
                 <w:b w:val="0"/>
                 <w:sz w:val="18"/>
               </w:rPr>
@@ -888,7 +888,219 @@
             <w:r/>
             <w:r>
               <w:rPr>
-                <w:rFonts w:ascii="FangSong_GB2312" w:hAnsi="FangSong_GB2312" w:eastAsia="FangSong_GB2312" w:cs="FangSong_GB2312"/>
+                <w:rFonts w:ascii="Songti SC" w:hAnsi="Songti SC" w:eastAsia="Songti SC" w:cs="Songti SC"/>
+                <w:b w:val="0"/>
+                <w:sz w:val="18"/>
+              </w:rPr>
+              <w:t>v2.2 candidate</w:t>
+            </w:r>
+          </w:p>
+        </w:tc>
+        <w:tc>
+          <w:tcPr>
+            <w:tcW w:type="dxa" w:w="1805"/>
+            <w:vAlign w:val="center"/>
+            <w:tcMar>
+              <w:top w:w="80" w:type="dxa"/>
+              <w:start w:w="120" w:type="dxa"/>
+              <w:bottom w:w="80" w:type="dxa"/>
+              <w:end w:w="120" w:type="dxa"/>
+            </w:tcMar>
+          </w:tcPr>
+          <w:p>
+            <w:pPr>
+              <w:spacing w:after="0"/>
+            </w:pPr>
+            <w:r/>
+            <w:r>
+              <w:rPr>
+                <w:rFonts w:ascii="Songti SC" w:hAnsi="Songti SC" w:eastAsia="Songti SC" w:cs="Songti SC"/>
+                <w:b w:val="0"/>
+                <w:sz w:val="18"/>
+              </w:rPr>
+              <w:t>2026-08-26</w:t>
+            </w:r>
+          </w:p>
+        </w:tc>
+        <w:tc>
+          <w:tcPr>
+            <w:tcW w:type="dxa" w:w="4059"/>
+            <w:vAlign w:val="center"/>
+            <w:tcMar>
+              <w:top w:w="80" w:type="dxa"/>
+              <w:start w:w="120" w:type="dxa"/>
+              <w:bottom w:w="80" w:type="dxa"/>
+              <w:end w:w="120" w:type="dxa"/>
+            </w:tcMar>
+          </w:tcPr>
+          <w:p>
+            <w:pPr>
+              <w:spacing w:after="0"/>
+            </w:pPr>
+            <w:r/>
+            <w:r>
+              <w:rPr>
+                <w:rFonts w:ascii="Songti SC" w:hAnsi="Songti SC" w:eastAsia="Songti SC" w:cs="Songti SC"/>
+                <w:b w:val="0"/>
+                <w:sz w:val="18"/>
+              </w:rPr>
+              <w:t>同步标准参考集与 UART-DOC-000～006 v2.2；追踪关系和实现未改变</w:t>
+            </w:r>
+          </w:p>
+        </w:tc>
+        <w:tc>
+          <w:tcPr>
+            <w:tcW w:type="dxa" w:w="1807"/>
+            <w:vAlign w:val="center"/>
+            <w:tcMar>
+              <w:top w:w="80" w:type="dxa"/>
+              <w:start w:w="120" w:type="dxa"/>
+              <w:bottom w:w="80" w:type="dxa"/>
+              <w:end w:w="120" w:type="dxa"/>
+            </w:tcMar>
+          </w:tcPr>
+          <w:p>
+            <w:pPr>
+              <w:spacing w:after="0"/>
+            </w:pPr>
+            <w:r/>
+            <w:r>
+              <w:rPr>
+                <w:rFonts w:ascii="Songti SC" w:hAnsi="Songti SC" w:eastAsia="Songti SC" w:cs="Songti SC"/>
+                <w:b w:val="0"/>
+                <w:sz w:val="18"/>
+              </w:rPr>
+              <w:t>Agent 辅助拟制，待授权角色确认</w:t>
+            </w:r>
+          </w:p>
+        </w:tc>
+      </w:tr>
+      <w:tr>
+        <w:tc>
+          <w:tcPr>
+            <w:tcW w:type="dxa" w:w="1354"/>
+            <w:vAlign w:val="center"/>
+            <w:tcMar>
+              <w:top w:w="80" w:type="dxa"/>
+              <w:start w:w="120" w:type="dxa"/>
+              <w:bottom w:w="80" w:type="dxa"/>
+              <w:end w:w="120" w:type="dxa"/>
+            </w:tcMar>
+          </w:tcPr>
+          <w:p>
+            <w:pPr>
+              <w:spacing w:after="0"/>
+            </w:pPr>
+            <w:r/>
+            <w:r>
+              <w:rPr>
+                <w:rFonts w:ascii="Songti SC" w:hAnsi="Songti SC" w:eastAsia="Songti SC" w:cs="Songti SC"/>
+                <w:b w:val="0"/>
+                <w:sz w:val="18"/>
+              </w:rPr>
+              <w:t>v2.1 candidate</w:t>
+            </w:r>
+          </w:p>
+        </w:tc>
+        <w:tc>
+          <w:tcPr>
+            <w:tcW w:type="dxa" w:w="1805"/>
+            <w:vAlign w:val="center"/>
+            <w:tcMar>
+              <w:top w:w="80" w:type="dxa"/>
+              <w:start w:w="120" w:type="dxa"/>
+              <w:bottom w:w="80" w:type="dxa"/>
+              <w:end w:w="120" w:type="dxa"/>
+            </w:tcMar>
+          </w:tcPr>
+          <w:p>
+            <w:pPr>
+              <w:spacing w:after="0"/>
+            </w:pPr>
+            <w:r/>
+            <w:r>
+              <w:rPr>
+                <w:rFonts w:ascii="Songti SC" w:hAnsi="Songti SC" w:eastAsia="Songti SC" w:cs="Songti SC"/>
+                <w:b w:val="0"/>
+                <w:sz w:val="18"/>
+              </w:rPr>
+              <w:t>2026-08-26</w:t>
+            </w:r>
+          </w:p>
+        </w:tc>
+        <w:tc>
+          <w:tcPr>
+            <w:tcW w:type="dxa" w:w="4059"/>
+            <w:vAlign w:val="center"/>
+            <w:tcMar>
+              <w:top w:w="80" w:type="dxa"/>
+              <w:start w:w="120" w:type="dxa"/>
+              <w:bottom w:w="80" w:type="dxa"/>
+              <w:end w:w="120" w:type="dxa"/>
+            </w:tcMar>
+          </w:tcPr>
+          <w:p>
+            <w:pPr>
+              <w:spacing w:after="0"/>
+            </w:pPr>
+            <w:r/>
+            <w:r>
+              <w:rPr>
+                <w:rFonts w:ascii="Songti SC" w:hAnsi="Songti SC" w:eastAsia="Songti SC" w:cs="Songti SC"/>
+                <w:b w:val="0"/>
+                <w:sz w:val="18"/>
+              </w:rPr>
+              <w:t>同步 GJB 438B-2009 参考集与 UART-DOC-000～006 v2.1；追踪关系和实现未改变</w:t>
+            </w:r>
+          </w:p>
+        </w:tc>
+        <w:tc>
+          <w:tcPr>
+            <w:tcW w:type="dxa" w:w="1807"/>
+            <w:vAlign w:val="center"/>
+            <w:tcMar>
+              <w:top w:w="80" w:type="dxa"/>
+              <w:start w:w="120" w:type="dxa"/>
+              <w:bottom w:w="80" w:type="dxa"/>
+              <w:end w:w="120" w:type="dxa"/>
+            </w:tcMar>
+          </w:tcPr>
+          <w:p>
+            <w:pPr>
+              <w:spacing w:after="0"/>
+            </w:pPr>
+            <w:r/>
+            <w:r>
+              <w:rPr>
+                <w:rFonts w:ascii="Songti SC" w:hAnsi="Songti SC" w:eastAsia="Songti SC" w:cs="Songti SC"/>
+                <w:b w:val="0"/>
+                <w:sz w:val="18"/>
+              </w:rPr>
+              <w:t>Agent 辅助拟制，待授权角色确认</w:t>
+            </w:r>
+          </w:p>
+        </w:tc>
+      </w:tr>
+      <w:tr>
+        <w:tc>
+          <w:tcPr>
+            <w:tcW w:type="dxa" w:w="1354"/>
+            <w:vAlign w:val="center"/>
+            <w:tcMar>
+              <w:top w:w="80" w:type="dxa"/>
+              <w:start w:w="120" w:type="dxa"/>
+              <w:bottom w:w="80" w:type="dxa"/>
+              <w:end w:w="120" w:type="dxa"/>
+            </w:tcMar>
+          </w:tcPr>
+          <w:p>
+            <w:pPr>
+              <w:spacing w:after="0"/>
+            </w:pPr>
+            <w:r/>
+            <w:r>
+              <w:rPr>
+                <w:rFonts w:ascii="Songti SC" w:hAnsi="Songti SC" w:eastAsia="Songti SC" w:cs="Songti SC"/>
                 <w:b w:val="0"/>
                 <w:sz w:val="18"/>
               </w:rPr>
@@ -914,7 +1126,7 @@
             <w:r/>
             <w:r>
               <w:rPr>
-                <w:rFonts w:ascii="FangSong_GB2312" w:hAnsi="FangSong_GB2312" w:eastAsia="FangSong_GB2312" w:cs="FangSong_GB2312"/>
+                <w:rFonts w:ascii="Songti SC" w:hAnsi="Songti SC" w:eastAsia="Songti SC" w:cs="Songti SC"/>
                 <w:b w:val="0"/>
                 <w:sz w:val="18"/>
               </w:rPr>
@@ -940,7 +1152,7 @@
             <w:r/>
             <w:r>
               <w:rPr>
-                <w:rFonts w:ascii="FangSong_GB2312" w:hAnsi="FangSong_GB2312" w:eastAsia="FangSong_GB2312" w:cs="FangSong_GB2312"/>
+                <w:rFonts w:ascii="Songti SC" w:hAnsi="Songti SC" w:eastAsia="Songti SC" w:cs="Songti SC"/>
                 <w:b w:val="0"/>
                 <w:sz w:val="18"/>
               </w:rPr>
@@ -966,7 +1178,7 @@
             <w:r/>
             <w:r>
               <w:rPr>
-                <w:rFonts w:ascii="FangSong_GB2312" w:hAnsi="FangSong_GB2312" w:eastAsia="FangSong_GB2312" w:cs="FangSong_GB2312"/>
+                <w:rFonts w:ascii="Songti SC" w:hAnsi="Songti SC" w:eastAsia="Songti SC" w:cs="Songti SC"/>
                 <w:b w:val="0"/>
                 <w:sz w:val="18"/>
               </w:rPr>
@@ -1004,7 +1216,7 @@
       </w:pPr>
       <w:r>
         <w:rPr>
-          <w:rFonts w:ascii="FangSong_GB2312" w:hAnsi="FangSong_GB2312" w:eastAsia="FangSong_GB2312" w:cs="FangSong_GB2312"/>
+          <w:rFonts w:ascii="Songti SC" w:hAnsi="Songti SC" w:eastAsia="Songti SC" w:cs="Songti SC"/>
           <w:b w:val="0"/>
           <w:sz w:val="22"/>
         </w:rPr>
@@ -1021,7 +1233,7 @@
       </w:pPr>
       <w:r>
         <w:rPr>
-          <w:rFonts w:ascii="FangSong_GB2312" w:hAnsi="FangSong_GB2312" w:eastAsia="FangSong_GB2312" w:cs="FangSong_GB2312"/>
+          <w:rFonts w:ascii="Songti SC" w:hAnsi="Songti SC" w:eastAsia="Songti SC" w:cs="Songti SC"/>
           <w:b w:val="0"/>
           <w:sz w:val="22"/>
         </w:rPr>
@@ -1038,7 +1250,7 @@
       </w:pPr>
       <w:r>
         <w:rPr>
-          <w:rFonts w:ascii="FangSong_GB2312" w:hAnsi="FangSong_GB2312" w:eastAsia="FangSong_GB2312" w:cs="FangSong_GB2312"/>
+          <w:rFonts w:ascii="Songti SC" w:hAnsi="Songti SC" w:eastAsia="Songti SC" w:cs="Songti SC"/>
           <w:b w:val="0"/>
           <w:sz w:val="22"/>
         </w:rPr>
@@ -1055,7 +1267,7 @@
       </w:pPr>
       <w:r>
         <w:rPr>
-          <w:rFonts w:ascii="FangSong_GB2312" w:hAnsi="FangSong_GB2312" w:eastAsia="FangSong_GB2312" w:cs="FangSong_GB2312"/>
+          <w:rFonts w:ascii="Songti SC" w:hAnsi="Songti SC" w:eastAsia="Songti SC" w:cs="Songti SC"/>
           <w:b w:val="0"/>
           <w:sz w:val="22"/>
         </w:rPr>
@@ -1072,7 +1284,7 @@
       </w:pPr>
       <w:r>
         <w:rPr>
-          <w:rFonts w:ascii="FangSong_GB2312" w:hAnsi="FangSong_GB2312" w:eastAsia="FangSong_GB2312" w:cs="FangSong_GB2312"/>
+          <w:rFonts w:ascii="Songti SC" w:hAnsi="Songti SC" w:eastAsia="Songti SC" w:cs="Songti SC"/>
           <w:b w:val="0"/>
           <w:sz w:val="22"/>
         </w:rPr>
@@ -1089,7 +1301,7 @@
       </w:pPr>
       <w:r>
         <w:rPr>
-          <w:rFonts w:ascii="FangSong_GB2312" w:hAnsi="FangSong_GB2312" w:eastAsia="FangSong_GB2312" w:cs="FangSong_GB2312"/>
+          <w:rFonts w:ascii="Songti SC" w:hAnsi="Songti SC" w:eastAsia="Songti SC" w:cs="Songti SC"/>
           <w:b w:val="0"/>
           <w:sz w:val="22"/>
         </w:rPr>
@@ -1124,7 +1336,7 @@
       </w:r>
       <w:r>
         <w:rPr>
-          <w:rFonts w:ascii="FangSong_GB2312" w:hAnsi="FangSong_GB2312" w:eastAsia="FangSong_GB2312" w:cs="FangSong_GB2312"/>
+          <w:rFonts w:ascii="Songti SC" w:hAnsi="Songti SC" w:eastAsia="Songti SC" w:cs="Songti SC"/>
           <w:b w:val="0"/>
           <w:sz w:val="22"/>
         </w:rPr>
@@ -1141,7 +1353,7 @@
       </w:r>
       <w:r>
         <w:rPr>
-          <w:rFonts w:ascii="FangSong_GB2312" w:hAnsi="FangSong_GB2312" w:eastAsia="FangSong_GB2312" w:cs="FangSong_GB2312"/>
+          <w:rFonts w:ascii="Songti SC" w:hAnsi="Songti SC" w:eastAsia="Songti SC" w:cs="Songti SC"/>
           <w:b w:val="0"/>
           <w:sz w:val="22"/>
         </w:rPr>
@@ -1158,7 +1370,7 @@
       </w:r>
       <w:r>
         <w:rPr>
-          <w:rFonts w:ascii="FangSong_GB2312" w:hAnsi="FangSong_GB2312" w:eastAsia="FangSong_GB2312" w:cs="FangSong_GB2312"/>
+          <w:rFonts w:ascii="Songti SC" w:hAnsi="Songti SC" w:eastAsia="Songti SC" w:cs="Songti SC"/>
           <w:b w:val="0"/>
           <w:sz w:val="22"/>
         </w:rPr>
@@ -1175,7 +1387,7 @@
       </w:r>
       <w:r>
         <w:rPr>
-          <w:rFonts w:ascii="FangSong_GB2312" w:hAnsi="FangSong_GB2312" w:eastAsia="FangSong_GB2312" w:cs="FangSong_GB2312"/>
+          <w:rFonts w:ascii="Songti SC" w:hAnsi="Songti SC" w:eastAsia="Songti SC" w:cs="Songti SC"/>
           <w:b w:val="0"/>
           <w:sz w:val="22"/>
         </w:rPr>
@@ -1225,7 +1437,7 @@
             <w:r/>
             <w:r>
               <w:rPr>
-                <w:rFonts w:ascii="FangSong_GB2312" w:hAnsi="FangSong_GB2312" w:eastAsia="FangSong_GB2312" w:cs="FangSong_GB2312"/>
+                <w:rFonts w:ascii="Songti SC" w:hAnsi="Songti SC" w:eastAsia="Songti SC" w:cs="Songti SC"/>
                 <w:b/>
                 <w:sz w:val="18"/>
               </w:rPr>
@@ -1252,7 +1464,7 @@
             <w:r/>
             <w:r>
               <w:rPr>
-                <w:rFonts w:ascii="FangSong_GB2312" w:hAnsi="FangSong_GB2312" w:eastAsia="FangSong_GB2312" w:cs="FangSong_GB2312"/>
+                <w:rFonts w:ascii="Songti SC" w:hAnsi="Songti SC" w:eastAsia="Songti SC" w:cs="Songti SC"/>
                 <w:b/>
                 <w:sz w:val="18"/>
               </w:rPr>
@@ -1280,7 +1492,7 @@
             <w:r/>
             <w:r>
               <w:rPr>
-                <w:rFonts w:ascii="FangSong_GB2312" w:hAnsi="FangSong_GB2312" w:eastAsia="FangSong_GB2312" w:cs="FangSong_GB2312"/>
+                <w:rFonts w:ascii="Songti SC" w:hAnsi="Songti SC" w:eastAsia="Songti SC" w:cs="Songti SC"/>
                 <w:b w:val="0"/>
                 <w:sz w:val="18"/>
               </w:rPr>
@@ -1306,7 +1518,7 @@
             <w:r/>
             <w:r>
               <w:rPr>
-                <w:rFonts w:ascii="FangSong_GB2312" w:hAnsi="FangSong_GB2312" w:eastAsia="FangSong_GB2312" w:cs="FangSong_GB2312"/>
+                <w:rFonts w:ascii="Songti SC" w:hAnsi="Songti SC" w:eastAsia="Songti SC" w:cs="Songti SC"/>
                 <w:b w:val="0"/>
                 <w:sz w:val="18"/>
               </w:rPr>
@@ -1334,7 +1546,7 @@
             <w:r/>
             <w:r>
               <w:rPr>
-                <w:rFonts w:ascii="FangSong_GB2312" w:hAnsi="FangSong_GB2312" w:eastAsia="FangSong_GB2312" w:cs="FangSong_GB2312"/>
+                <w:rFonts w:ascii="Songti SC" w:hAnsi="Songti SC" w:eastAsia="Songti SC" w:cs="Songti SC"/>
                 <w:b w:val="0"/>
                 <w:sz w:val="18"/>
               </w:rPr>
@@ -1360,7 +1572,7 @@
             <w:r/>
             <w:r>
               <w:rPr>
-                <w:rFonts w:ascii="FangSong_GB2312" w:hAnsi="FangSong_GB2312" w:eastAsia="FangSong_GB2312" w:cs="FangSong_GB2312"/>
+                <w:rFonts w:ascii="Songti SC" w:hAnsi="Songti SC" w:eastAsia="Songti SC" w:cs="Songti SC"/>
                 <w:b w:val="0"/>
                 <w:sz w:val="18"/>
               </w:rPr>
@@ -1388,7 +1600,7 @@
             <w:r/>
             <w:r>
               <w:rPr>
-                <w:rFonts w:ascii="FangSong_GB2312" w:hAnsi="FangSong_GB2312" w:eastAsia="FangSong_GB2312" w:cs="FangSong_GB2312"/>
+                <w:rFonts w:ascii="Songti SC" w:hAnsi="Songti SC" w:eastAsia="Songti SC" w:cs="Songti SC"/>
                 <w:b w:val="0"/>
                 <w:sz w:val="18"/>
               </w:rPr>
@@ -1414,7 +1626,7 @@
             <w:r/>
             <w:r>
               <w:rPr>
-                <w:rFonts w:ascii="FangSong_GB2312" w:hAnsi="FangSong_GB2312" w:eastAsia="FangSong_GB2312" w:cs="FangSong_GB2312"/>
+                <w:rFonts w:ascii="Songti SC" w:hAnsi="Songti SC" w:eastAsia="Songti SC" w:cs="Songti SC"/>
                 <w:b w:val="0"/>
                 <w:sz w:val="18"/>
               </w:rPr>
@@ -1442,7 +1654,7 @@
             <w:r/>
             <w:r>
               <w:rPr>
-                <w:rFonts w:ascii="FangSong_GB2312" w:hAnsi="FangSong_GB2312" w:eastAsia="FangSong_GB2312" w:cs="FangSong_GB2312"/>
+                <w:rFonts w:ascii="Songti SC" w:hAnsi="Songti SC" w:eastAsia="Songti SC" w:cs="Songti SC"/>
                 <w:b w:val="0"/>
                 <w:sz w:val="18"/>
               </w:rPr>
@@ -1468,7 +1680,7 @@
             <w:r/>
             <w:r>
               <w:rPr>
-                <w:rFonts w:ascii="FangSong_GB2312" w:hAnsi="FangSong_GB2312" w:eastAsia="FangSong_GB2312" w:cs="FangSong_GB2312"/>
+                <w:rFonts w:ascii="Songti SC" w:hAnsi="Songti SC" w:eastAsia="Songti SC" w:cs="Songti SC"/>
                 <w:b w:val="0"/>
                 <w:sz w:val="18"/>
               </w:rPr>
@@ -1496,7 +1708,7 @@
             <w:r/>
             <w:r>
               <w:rPr>
-                <w:rFonts w:ascii="FangSong_GB2312" w:hAnsi="FangSong_GB2312" w:eastAsia="FangSong_GB2312" w:cs="FangSong_GB2312"/>
+                <w:rFonts w:ascii="Songti SC" w:hAnsi="Songti SC" w:eastAsia="Songti SC" w:cs="Songti SC"/>
                 <w:b w:val="0"/>
                 <w:sz w:val="18"/>
               </w:rPr>
@@ -1522,7 +1734,7 @@
             <w:r/>
             <w:r>
               <w:rPr>
-                <w:rFonts w:ascii="FangSong_GB2312" w:hAnsi="FangSong_GB2312" w:eastAsia="FangSong_GB2312" w:cs="FangSong_GB2312"/>
+                <w:rFonts w:ascii="Songti SC" w:hAnsi="Songti SC" w:eastAsia="Songti SC" w:cs="Songti SC"/>
                 <w:b w:val="0"/>
                 <w:sz w:val="18"/>
               </w:rPr>
@@ -1550,7 +1762,7 @@
             <w:r/>
             <w:r>
               <w:rPr>
-                <w:rFonts w:ascii="FangSong_GB2312" w:hAnsi="FangSong_GB2312" w:eastAsia="FangSong_GB2312" w:cs="FangSong_GB2312"/>
+                <w:rFonts w:ascii="Songti SC" w:hAnsi="Songti SC" w:eastAsia="Songti SC" w:cs="Songti SC"/>
                 <w:b w:val="0"/>
                 <w:sz w:val="18"/>
               </w:rPr>
@@ -1576,7 +1788,7 @@
             <w:r/>
             <w:r>
               <w:rPr>
-                <w:rFonts w:ascii="FangSong_GB2312" w:hAnsi="FangSong_GB2312" w:eastAsia="FangSong_GB2312" w:cs="FangSong_GB2312"/>
+                <w:rFonts w:ascii="Songti SC" w:hAnsi="Songti SC" w:eastAsia="Songti SC" w:cs="Songti SC"/>
                 <w:b w:val="0"/>
                 <w:sz w:val="18"/>
               </w:rPr>
@@ -1604,7 +1816,7 @@
             <w:r/>
             <w:r>
               <w:rPr>
-                <w:rFonts w:ascii="FangSong_GB2312" w:hAnsi="FangSong_GB2312" w:eastAsia="FangSong_GB2312" w:cs="FangSong_GB2312"/>
+                <w:rFonts w:ascii="Songti SC" w:hAnsi="Songti SC" w:eastAsia="Songti SC" w:cs="Songti SC"/>
                 <w:b w:val="0"/>
                 <w:sz w:val="18"/>
               </w:rPr>
@@ -1630,7 +1842,7 @@
             <w:r/>
             <w:r>
               <w:rPr>
-                <w:rFonts w:ascii="FangSong_GB2312" w:hAnsi="FangSong_GB2312" w:eastAsia="FangSong_GB2312" w:cs="FangSong_GB2312"/>
+                <w:rFonts w:ascii="Songti SC" w:hAnsi="Songti SC" w:eastAsia="Songti SC" w:cs="Songti SC"/>
                 <w:b w:val="0"/>
                 <w:sz w:val="18"/>
               </w:rPr>
@@ -1658,7 +1870,7 @@
             <w:r/>
             <w:r>
               <w:rPr>
-                <w:rFonts w:ascii="FangSong_GB2312" w:hAnsi="FangSong_GB2312" w:eastAsia="FangSong_GB2312" w:cs="FangSong_GB2312"/>
+                <w:rFonts w:ascii="Songti SC" w:hAnsi="Songti SC" w:eastAsia="Songti SC" w:cs="Songti SC"/>
                 <w:b w:val="0"/>
                 <w:sz w:val="18"/>
               </w:rPr>
@@ -1684,7 +1896,7 @@
             <w:r/>
             <w:r>
               <w:rPr>
-                <w:rFonts w:ascii="FangSong_GB2312" w:hAnsi="FangSong_GB2312" w:eastAsia="FangSong_GB2312" w:cs="FangSong_GB2312"/>
+                <w:rFonts w:ascii="Songti SC" w:hAnsi="Songti SC" w:eastAsia="Songti SC" w:cs="Songti SC"/>
                 <w:b w:val="0"/>
                 <w:sz w:val="18"/>
               </w:rPr>
@@ -1712,7 +1924,7 @@
             <w:r/>
             <w:r>
               <w:rPr>
-                <w:rFonts w:ascii="FangSong_GB2312" w:hAnsi="FangSong_GB2312" w:eastAsia="FangSong_GB2312" w:cs="FangSong_GB2312"/>
+                <w:rFonts w:ascii="Songti SC" w:hAnsi="Songti SC" w:eastAsia="Songti SC" w:cs="Songti SC"/>
                 <w:b w:val="0"/>
                 <w:sz w:val="18"/>
               </w:rPr>
@@ -1738,7 +1950,7 @@
             <w:r/>
             <w:r>
               <w:rPr>
-                <w:rFonts w:ascii="FangSong_GB2312" w:hAnsi="FangSong_GB2312" w:eastAsia="FangSong_GB2312" w:cs="FangSong_GB2312"/>
+                <w:rFonts w:ascii="Songti SC" w:hAnsi="Songti SC" w:eastAsia="Songti SC" w:cs="Songti SC"/>
                 <w:b w:val="0"/>
                 <w:sz w:val="18"/>
               </w:rPr>
@@ -1766,7 +1978,7 @@
             <w:r/>
             <w:r>
               <w:rPr>
-                <w:rFonts w:ascii="FangSong_GB2312" w:hAnsi="FangSong_GB2312" w:eastAsia="FangSong_GB2312" w:cs="FangSong_GB2312"/>
+                <w:rFonts w:ascii="Songti SC" w:hAnsi="Songti SC" w:eastAsia="Songti SC" w:cs="Songti SC"/>
                 <w:b w:val="0"/>
                 <w:sz w:val="18"/>
               </w:rPr>
@@ -1792,7 +2004,7 @@
             <w:r/>
             <w:r>
               <w:rPr>
-                <w:rFonts w:ascii="FangSong_GB2312" w:hAnsi="FangSong_GB2312" w:eastAsia="FangSong_GB2312" w:cs="FangSong_GB2312"/>
+                <w:rFonts w:ascii="Songti SC" w:hAnsi="Songti SC" w:eastAsia="Songti SC" w:cs="Songti SC"/>
                 <w:b w:val="0"/>
                 <w:sz w:val="18"/>
               </w:rPr>
@@ -1820,7 +2032,7 @@
             <w:r/>
             <w:r>
               <w:rPr>
-                <w:rFonts w:ascii="FangSong_GB2312" w:hAnsi="FangSong_GB2312" w:eastAsia="FangSong_GB2312" w:cs="FangSong_GB2312"/>
+                <w:rFonts w:ascii="Songti SC" w:hAnsi="Songti SC" w:eastAsia="Songti SC" w:cs="Songti SC"/>
                 <w:b w:val="0"/>
                 <w:sz w:val="18"/>
               </w:rPr>
@@ -1846,7 +2058,7 @@
             <w:r/>
             <w:r>
               <w:rPr>
-                <w:rFonts w:ascii="FangSong_GB2312" w:hAnsi="FangSong_GB2312" w:eastAsia="FangSong_GB2312" w:cs="FangSong_GB2312"/>
+                <w:rFonts w:ascii="Songti SC" w:hAnsi="Songti SC" w:eastAsia="Songti SC" w:cs="Songti SC"/>
                 <w:b w:val="0"/>
                 <w:sz w:val="18"/>
               </w:rPr>
@@ -1874,7 +2086,7 @@
             <w:r/>
             <w:r>
               <w:rPr>
-                <w:rFonts w:ascii="FangSong_GB2312" w:hAnsi="FangSong_GB2312" w:eastAsia="FangSong_GB2312" w:cs="FangSong_GB2312"/>
+                <w:rFonts w:ascii="Songti SC" w:hAnsi="Songti SC" w:eastAsia="Songti SC" w:cs="Songti SC"/>
                 <w:b w:val="0"/>
                 <w:sz w:val="18"/>
               </w:rPr>
@@ -1900,7 +2112,7 @@
             <w:r/>
             <w:r>
               <w:rPr>
-                <w:rFonts w:ascii="FangSong_GB2312" w:hAnsi="FangSong_GB2312" w:eastAsia="FangSong_GB2312" w:cs="FangSong_GB2312"/>
+                <w:rFonts w:ascii="Songti SC" w:hAnsi="Songti SC" w:eastAsia="Songti SC" w:cs="Songti SC"/>
                 <w:b w:val="0"/>
                 <w:sz w:val="18"/>
               </w:rPr>
@@ -1928,7 +2140,7 @@
             <w:r/>
             <w:r>
               <w:rPr>
-                <w:rFonts w:ascii="FangSong_GB2312" w:hAnsi="FangSong_GB2312" w:eastAsia="FangSong_GB2312" w:cs="FangSong_GB2312"/>
+                <w:rFonts w:ascii="Songti SC" w:hAnsi="Songti SC" w:eastAsia="Songti SC" w:cs="Songti SC"/>
                 <w:b w:val="0"/>
                 <w:sz w:val="18"/>
               </w:rPr>
@@ -1954,7 +2166,7 @@
             <w:r/>
             <w:r>
               <w:rPr>
-                <w:rFonts w:ascii="FangSong_GB2312" w:hAnsi="FangSong_GB2312" w:eastAsia="FangSong_GB2312" w:cs="FangSong_GB2312"/>
+                <w:rFonts w:ascii="Songti SC" w:hAnsi="Songti SC" w:eastAsia="Songti SC" w:cs="Songti SC"/>
                 <w:b w:val="0"/>
                 <w:sz w:val="18"/>
               </w:rPr>
@@ -1982,7 +2194,7 @@
             <w:r/>
             <w:r>
               <w:rPr>
-                <w:rFonts w:ascii="FangSong_GB2312" w:hAnsi="FangSong_GB2312" w:eastAsia="FangSong_GB2312" w:cs="FangSong_GB2312"/>
+                <w:rFonts w:ascii="Songti SC" w:hAnsi="Songti SC" w:eastAsia="Songti SC" w:cs="Songti SC"/>
                 <w:b w:val="0"/>
                 <w:sz w:val="18"/>
               </w:rPr>
@@ -2008,7 +2220,7 @@
             <w:r/>
             <w:r>
               <w:rPr>
-                <w:rFonts w:ascii="FangSong_GB2312" w:hAnsi="FangSong_GB2312" w:eastAsia="FangSong_GB2312" w:cs="FangSong_GB2312"/>
+                <w:rFonts w:ascii="Songti SC" w:hAnsi="Songti SC" w:eastAsia="Songti SC" w:cs="Songti SC"/>
                 <w:b w:val="0"/>
                 <w:sz w:val="18"/>
               </w:rPr>
@@ -2036,7 +2248,7 @@
             <w:r/>
             <w:r>
               <w:rPr>
-                <w:rFonts w:ascii="FangSong_GB2312" w:hAnsi="FangSong_GB2312" w:eastAsia="FangSong_GB2312" w:cs="FangSong_GB2312"/>
+                <w:rFonts w:ascii="Songti SC" w:hAnsi="Songti SC" w:eastAsia="Songti SC" w:cs="Songti SC"/>
                 <w:b w:val="0"/>
                 <w:sz w:val="18"/>
               </w:rPr>
@@ -2062,7 +2274,7 @@
             <w:r/>
             <w:r>
               <w:rPr>
-                <w:rFonts w:ascii="FangSong_GB2312" w:hAnsi="FangSong_GB2312" w:eastAsia="FangSong_GB2312" w:cs="FangSong_GB2312"/>
+                <w:rFonts w:ascii="Songti SC" w:hAnsi="Songti SC" w:eastAsia="Songti SC" w:cs="Songti SC"/>
                 <w:b w:val="0"/>
                 <w:sz w:val="18"/>
               </w:rPr>
@@ -2090,7 +2302,7 @@
             <w:r/>
             <w:r>
               <w:rPr>
-                <w:rFonts w:ascii="FangSong_GB2312" w:hAnsi="FangSong_GB2312" w:eastAsia="FangSong_GB2312" w:cs="FangSong_GB2312"/>
+                <w:rFonts w:ascii="Songti SC" w:hAnsi="Songti SC" w:eastAsia="Songti SC" w:cs="Songti SC"/>
                 <w:b w:val="0"/>
                 <w:sz w:val="18"/>
               </w:rPr>
@@ -2116,7 +2328,7 @@
             <w:r/>
             <w:r>
               <w:rPr>
-                <w:rFonts w:ascii="FangSong_GB2312" w:hAnsi="FangSong_GB2312" w:eastAsia="FangSong_GB2312" w:cs="FangSong_GB2312"/>
+                <w:rFonts w:ascii="Songti SC" w:hAnsi="Songti SC" w:eastAsia="Songti SC" w:cs="Songti SC"/>
                 <w:b w:val="0"/>
                 <w:sz w:val="18"/>
               </w:rPr>
@@ -2144,7 +2356,7 @@
             <w:r/>
             <w:r>
               <w:rPr>
-                <w:rFonts w:ascii="FangSong_GB2312" w:hAnsi="FangSong_GB2312" w:eastAsia="FangSong_GB2312" w:cs="FangSong_GB2312"/>
+                <w:rFonts w:ascii="Songti SC" w:hAnsi="Songti SC" w:eastAsia="Songti SC" w:cs="Songti SC"/>
                 <w:b w:val="0"/>
                 <w:sz w:val="18"/>
               </w:rPr>
@@ -2170,7 +2382,7 @@
             <w:r/>
             <w:r>
               <w:rPr>
-                <w:rFonts w:ascii="FangSong_GB2312" w:hAnsi="FangSong_GB2312" w:eastAsia="FangSong_GB2312" w:cs="FangSong_GB2312"/>
+                <w:rFonts w:ascii="Songti SC" w:hAnsi="Songti SC" w:eastAsia="Songti SC" w:cs="Songti SC"/>
                 <w:b w:val="0"/>
                 <w:sz w:val="18"/>
               </w:rPr>
@@ -2198,7 +2410,7 @@
             <w:r/>
             <w:r>
               <w:rPr>
-                <w:rFonts w:ascii="FangSong_GB2312" w:hAnsi="FangSong_GB2312" w:eastAsia="FangSong_GB2312" w:cs="FangSong_GB2312"/>
+                <w:rFonts w:ascii="Songti SC" w:hAnsi="Songti SC" w:eastAsia="Songti SC" w:cs="Songti SC"/>
                 <w:b w:val="0"/>
                 <w:sz w:val="18"/>
               </w:rPr>
@@ -2224,7 +2436,7 @@
             <w:r/>
             <w:r>
               <w:rPr>
-                <w:rFonts w:ascii="FangSong_GB2312" w:hAnsi="FangSong_GB2312" w:eastAsia="FangSong_GB2312" w:cs="FangSong_GB2312"/>
+                <w:rFonts w:ascii="Songti SC" w:hAnsi="Songti SC" w:eastAsia="Songti SC" w:cs="Songti SC"/>
                 <w:b w:val="0"/>
                 <w:sz w:val="18"/>
               </w:rPr>
@@ -2245,7 +2457,7 @@
       </w:pPr>
       <w:r>
         <w:rPr>
-          <w:rFonts w:ascii="FangSong_GB2312" w:hAnsi="FangSong_GB2312" w:eastAsia="FangSong_GB2312" w:cs="FangSong_GB2312"/>
+          <w:rFonts w:ascii="Songti SC" w:hAnsi="Songti SC" w:eastAsia="Songti SC" w:cs="Songti SC"/>
           <w:b w:val="0"/>
           <w:sz w:val="22"/>
         </w:rPr>
@@ -2297,7 +2509,7 @@
             <w:r/>
             <w:r>
               <w:rPr>
-                <w:rFonts w:ascii="FangSong_GB2312" w:hAnsi="FangSong_GB2312" w:eastAsia="FangSong_GB2312" w:cs="FangSong_GB2312"/>
+                <w:rFonts w:ascii="Songti SC" w:hAnsi="Songti SC" w:eastAsia="Songti SC" w:cs="Songti SC"/>
                 <w:b/>
                 <w:sz w:val="18"/>
               </w:rPr>
@@ -2324,7 +2536,7 @@
             <w:r/>
             <w:r>
               <w:rPr>
-                <w:rFonts w:ascii="FangSong_GB2312" w:hAnsi="FangSong_GB2312" w:eastAsia="FangSong_GB2312" w:cs="FangSong_GB2312"/>
+                <w:rFonts w:ascii="Songti SC" w:hAnsi="Songti SC" w:eastAsia="Songti SC" w:cs="Songti SC"/>
                 <w:b/>
                 <w:sz w:val="18"/>
               </w:rPr>
@@ -2351,7 +2563,7 @@
             <w:r/>
             <w:r>
               <w:rPr>
-                <w:rFonts w:ascii="FangSong_GB2312" w:hAnsi="FangSong_GB2312" w:eastAsia="FangSong_GB2312" w:cs="FangSong_GB2312"/>
+                <w:rFonts w:ascii="Songti SC" w:hAnsi="Songti SC" w:eastAsia="Songti SC" w:cs="Songti SC"/>
                 <w:b/>
                 <w:sz w:val="18"/>
               </w:rPr>
@@ -2378,7 +2590,7 @@
             <w:r/>
             <w:r>
               <w:rPr>
-                <w:rFonts w:ascii="FangSong_GB2312" w:hAnsi="FangSong_GB2312" w:eastAsia="FangSong_GB2312" w:cs="FangSong_GB2312"/>
+                <w:rFonts w:ascii="Songti SC" w:hAnsi="Songti SC" w:eastAsia="Songti SC" w:cs="Songti SC"/>
                 <w:b/>
                 <w:sz w:val="18"/>
               </w:rPr>
@@ -2406,7 +2618,7 @@
             <w:r/>
             <w:r>
               <w:rPr>
-                <w:rFonts w:ascii="FangSong_GB2312" w:hAnsi="FangSong_GB2312" w:eastAsia="FangSong_GB2312" w:cs="FangSong_GB2312"/>
+                <w:rFonts w:ascii="Songti SC" w:hAnsi="Songti SC" w:eastAsia="Songti SC" w:cs="Songti SC"/>
                 <w:b w:val="0"/>
                 <w:sz w:val="18"/>
               </w:rPr>
@@ -2432,7 +2644,7 @@
             <w:r/>
             <w:r>
               <w:rPr>
-                <w:rFonts w:ascii="FangSong_GB2312" w:hAnsi="FangSong_GB2312" w:eastAsia="FangSong_GB2312" w:cs="FangSong_GB2312"/>
+                <w:rFonts w:ascii="Songti SC" w:hAnsi="Songti SC" w:eastAsia="Songti SC" w:cs="Songti SC"/>
                 <w:b w:val="0"/>
                 <w:sz w:val="18"/>
               </w:rPr>
@@ -2449,7 +2661,7 @@
             </w:r>
             <w:r>
               <w:rPr>
-                <w:rFonts w:ascii="FangSong_GB2312" w:hAnsi="FangSong_GB2312" w:eastAsia="FangSong_GB2312" w:cs="FangSong_GB2312"/>
+                <w:rFonts w:ascii="Songti SC" w:hAnsi="Songti SC" w:eastAsia="Songti SC" w:cs="Songti SC"/>
                 <w:b w:val="0"/>
                 <w:sz w:val="18"/>
               </w:rPr>
@@ -2484,7 +2696,7 @@
             <w:r/>
             <w:r>
               <w:rPr>
-                <w:rFonts w:ascii="FangSong_GB2312" w:hAnsi="FangSong_GB2312" w:eastAsia="FangSong_GB2312" w:cs="FangSong_GB2312"/>
+                <w:rFonts w:ascii="Songti SC" w:hAnsi="Songti SC" w:eastAsia="Songti SC" w:cs="Songti SC"/>
                 <w:b w:val="0"/>
                 <w:sz w:val="18"/>
               </w:rPr>
@@ -2510,11 +2722,11 @@
             <w:r/>
             <w:r>
               <w:rPr>
-                <w:rFonts w:ascii="FangSong_GB2312" w:hAnsi="FangSong_GB2312" w:eastAsia="FangSong_GB2312" w:cs="FangSong_GB2312"/>
+                <w:rFonts w:ascii="Songti SC" w:hAnsi="Songti SC" w:eastAsia="Songti SC" w:cs="Songti SC"/>
                 <w:b w:val="0"/>
                 <w:sz w:val="18"/>
               </w:rPr>
-              <w:t>9600 passed/historical exploratory；115200 planned</w:t>
+              <w:t>9600/115200 passed exploratory</w:t>
             </w:r>
           </w:p>
         </w:tc>
@@ -2538,7 +2750,7 @@
             <w:r/>
             <w:r>
               <w:rPr>
-                <w:rFonts w:ascii="FangSong_GB2312" w:hAnsi="FangSong_GB2312" w:eastAsia="FangSong_GB2312" w:cs="FangSong_GB2312"/>
+                <w:rFonts w:ascii="Songti SC" w:hAnsi="Songti SC" w:eastAsia="Songti SC" w:cs="Songti SC"/>
                 <w:b w:val="0"/>
                 <w:sz w:val="18"/>
               </w:rPr>
@@ -2564,7 +2776,7 @@
             <w:r/>
             <w:r>
               <w:rPr>
-                <w:rFonts w:ascii="FangSong_GB2312" w:hAnsi="FangSong_GB2312" w:eastAsia="FangSong_GB2312" w:cs="FangSong_GB2312"/>
+                <w:rFonts w:ascii="Songti SC" w:hAnsi="Songti SC" w:eastAsia="Songti SC" w:cs="Songti SC"/>
                 <w:b w:val="0"/>
                 <w:sz w:val="18"/>
               </w:rPr>
@@ -2590,7 +2802,7 @@
             <w:r/>
             <w:r>
               <w:rPr>
-                <w:rFonts w:ascii="FangSong_GB2312" w:hAnsi="FangSong_GB2312" w:eastAsia="FangSong_GB2312" w:cs="FangSong_GB2312"/>
+                <w:rFonts w:ascii="Songti SC" w:hAnsi="Songti SC" w:eastAsia="Songti SC" w:cs="Songti SC"/>
                 <w:b w:val="0"/>
                 <w:sz w:val="18"/>
               </w:rPr>
@@ -2616,7 +2828,7 @@
             <w:r/>
             <w:r>
               <w:rPr>
-                <w:rFonts w:ascii="FangSong_GB2312" w:hAnsi="FangSong_GB2312" w:eastAsia="FangSong_GB2312" w:cs="FangSong_GB2312"/>
+                <w:rFonts w:ascii="Songti SC" w:hAnsi="Songti SC" w:eastAsia="Songti SC" w:cs="Songti SC"/>
                 <w:b w:val="0"/>
                 <w:sz w:val="18"/>
               </w:rPr>
@@ -2644,7 +2856,7 @@
             <w:r/>
             <w:r>
               <w:rPr>
-                <w:rFonts w:ascii="FangSong_GB2312" w:hAnsi="FangSong_GB2312" w:eastAsia="FangSong_GB2312" w:cs="FangSong_GB2312"/>
+                <w:rFonts w:ascii="Songti SC" w:hAnsi="Songti SC" w:eastAsia="Songti SC" w:cs="Songti SC"/>
                 <w:b w:val="0"/>
                 <w:sz w:val="18"/>
               </w:rPr>
@@ -2670,7 +2882,7 @@
             <w:r/>
             <w:r>
               <w:rPr>
-                <w:rFonts w:ascii="FangSong_GB2312" w:hAnsi="FangSong_GB2312" w:eastAsia="FangSong_GB2312" w:cs="FangSong_GB2312"/>
+                <w:rFonts w:ascii="Songti SC" w:hAnsi="Songti SC" w:eastAsia="Songti SC" w:cs="Songti SC"/>
                 <w:b w:val="0"/>
                 <w:sz w:val="18"/>
               </w:rPr>
@@ -2696,7 +2908,7 @@
             <w:r/>
             <w:r>
               <w:rPr>
-                <w:rFonts w:ascii="FangSong_GB2312" w:hAnsi="FangSong_GB2312" w:eastAsia="FangSong_GB2312" w:cs="FangSong_GB2312"/>
+                <w:rFonts w:ascii="Songti SC" w:hAnsi="Songti SC" w:eastAsia="Songti SC" w:cs="Songti SC"/>
                 <w:b w:val="0"/>
                 <w:sz w:val="18"/>
               </w:rPr>
@@ -2722,7 +2934,7 @@
             <w:r/>
             <w:r>
               <w:rPr>
-                <w:rFonts w:ascii="FangSong_GB2312" w:hAnsi="FangSong_GB2312" w:eastAsia="FangSong_GB2312" w:cs="FangSong_GB2312"/>
+                <w:rFonts w:ascii="Songti SC" w:hAnsi="Songti SC" w:eastAsia="Songti SC" w:cs="Songti SC"/>
                 <w:b w:val="0"/>
                 <w:sz w:val="18"/>
               </w:rPr>
@@ -2750,7 +2962,7 @@
             <w:r/>
             <w:r>
               <w:rPr>
-                <w:rFonts w:ascii="FangSong_GB2312" w:hAnsi="FangSong_GB2312" w:eastAsia="FangSong_GB2312" w:cs="FangSong_GB2312"/>
+                <w:rFonts w:ascii="Songti SC" w:hAnsi="Songti SC" w:eastAsia="Songti SC" w:cs="Songti SC"/>
                 <w:b w:val="0"/>
                 <w:sz w:val="18"/>
               </w:rPr>
@@ -2776,7 +2988,7 @@
             <w:r/>
             <w:r>
               <w:rPr>
-                <w:rFonts w:ascii="FangSong_GB2312" w:hAnsi="FangSong_GB2312" w:eastAsia="FangSong_GB2312" w:cs="FangSong_GB2312"/>
+                <w:rFonts w:ascii="Songti SC" w:hAnsi="Songti SC" w:eastAsia="Songti SC" w:cs="Songti SC"/>
                 <w:b w:val="0"/>
                 <w:sz w:val="18"/>
               </w:rPr>
@@ -2802,7 +3014,7 @@
             <w:r/>
             <w:r>
               <w:rPr>
-                <w:rFonts w:ascii="FangSong_GB2312" w:hAnsi="FangSong_GB2312" w:eastAsia="FangSong_GB2312" w:cs="FangSong_GB2312"/>
+                <w:rFonts w:ascii="Songti SC" w:hAnsi="Songti SC" w:eastAsia="Songti SC" w:cs="Songti SC"/>
                 <w:b w:val="0"/>
                 <w:sz w:val="18"/>
               </w:rPr>
@@ -2828,7 +3040,7 @@
             <w:r/>
             <w:r>
               <w:rPr>
-                <w:rFonts w:ascii="FangSong_GB2312" w:hAnsi="FangSong_GB2312" w:eastAsia="FangSong_GB2312" w:cs="FangSong_GB2312"/>
+                <w:rFonts w:ascii="Songti SC" w:hAnsi="Songti SC" w:eastAsia="Songti SC" w:cs="Songti SC"/>
                 <w:b w:val="0"/>
                 <w:sz w:val="18"/>
               </w:rPr>
@@ -2856,7 +3068,7 @@
             <w:r/>
             <w:r>
               <w:rPr>
-                <w:rFonts w:ascii="FangSong_GB2312" w:hAnsi="FangSong_GB2312" w:eastAsia="FangSong_GB2312" w:cs="FangSong_GB2312"/>
+                <w:rFonts w:ascii="Songti SC" w:hAnsi="Songti SC" w:eastAsia="Songti SC" w:cs="Songti SC"/>
                 <w:b w:val="0"/>
                 <w:sz w:val="18"/>
               </w:rPr>
@@ -2882,7 +3094,7 @@
             <w:r/>
             <w:r>
               <w:rPr>
-                <w:rFonts w:ascii="FangSong_GB2312" w:hAnsi="FangSong_GB2312" w:eastAsia="FangSong_GB2312" w:cs="FangSong_GB2312"/>
+                <w:rFonts w:ascii="Songti SC" w:hAnsi="Songti SC" w:eastAsia="Songti SC" w:cs="Songti SC"/>
                 <w:b w:val="0"/>
                 <w:sz w:val="18"/>
               </w:rPr>
@@ -2908,7 +3120,7 @@
             <w:r/>
             <w:r>
               <w:rPr>
-                <w:rFonts w:ascii="FangSong_GB2312" w:hAnsi="FangSong_GB2312" w:eastAsia="FangSong_GB2312" w:cs="FangSong_GB2312"/>
+                <w:rFonts w:ascii="Songti SC" w:hAnsi="Songti SC" w:eastAsia="Songti SC" w:cs="Songti SC"/>
                 <w:b w:val="0"/>
                 <w:sz w:val="18"/>
               </w:rPr>
@@ -2934,7 +3146,7 @@
             <w:r/>
             <w:r>
               <w:rPr>
-                <w:rFonts w:ascii="FangSong_GB2312" w:hAnsi="FangSong_GB2312" w:eastAsia="FangSong_GB2312" w:cs="FangSong_GB2312"/>
+                <w:rFonts w:ascii="Songti SC" w:hAnsi="Songti SC" w:eastAsia="Songti SC" w:cs="Songti SC"/>
                 <w:b w:val="0"/>
                 <w:sz w:val="18"/>
               </w:rPr>
@@ -2962,7 +3174,7 @@
             <w:r/>
             <w:r>
               <w:rPr>
-                <w:rFonts w:ascii="FangSong_GB2312" w:hAnsi="FangSong_GB2312" w:eastAsia="FangSong_GB2312" w:cs="FangSong_GB2312"/>
+                <w:rFonts w:ascii="Songti SC" w:hAnsi="Songti SC" w:eastAsia="Songti SC" w:cs="Songti SC"/>
                 <w:b w:val="0"/>
                 <w:sz w:val="18"/>
               </w:rPr>
@@ -2988,7 +3200,7 @@
             <w:r/>
             <w:r>
               <w:rPr>
-                <w:rFonts w:ascii="FangSong_GB2312" w:hAnsi="FangSong_GB2312" w:eastAsia="FangSong_GB2312" w:cs="FangSong_GB2312"/>
+                <w:rFonts w:ascii="Songti SC" w:hAnsi="Songti SC" w:eastAsia="Songti SC" w:cs="Songti SC"/>
                 <w:b w:val="0"/>
                 <w:sz w:val="18"/>
               </w:rPr>
@@ -3023,7 +3235,7 @@
             <w:r/>
             <w:r>
               <w:rPr>
-                <w:rFonts w:ascii="FangSong_GB2312" w:hAnsi="FangSong_GB2312" w:eastAsia="FangSong_GB2312" w:cs="FangSong_GB2312"/>
+                <w:rFonts w:ascii="Songti SC" w:hAnsi="Songti SC" w:eastAsia="Songti SC" w:cs="Songti SC"/>
                 <w:b w:val="0"/>
                 <w:sz w:val="18"/>
               </w:rPr>
@@ -3049,7 +3261,7 @@
             <w:r/>
             <w:r>
               <w:rPr>
-                <w:rFonts w:ascii="FangSong_GB2312" w:hAnsi="FangSong_GB2312" w:eastAsia="FangSong_GB2312" w:cs="FangSong_GB2312"/>
+                <w:rFonts w:ascii="Songti SC" w:hAnsi="Songti SC" w:eastAsia="Songti SC" w:cs="Songti SC"/>
                 <w:b w:val="0"/>
                 <w:sz w:val="18"/>
               </w:rPr>
@@ -3077,7 +3289,7 @@
             <w:r/>
             <w:r>
               <w:rPr>
-                <w:rFonts w:ascii="FangSong_GB2312" w:hAnsi="FangSong_GB2312" w:eastAsia="FangSong_GB2312" w:cs="FangSong_GB2312"/>
+                <w:rFonts w:ascii="Songti SC" w:hAnsi="Songti SC" w:eastAsia="Songti SC" w:cs="Songti SC"/>
                 <w:b w:val="0"/>
                 <w:sz w:val="18"/>
               </w:rPr>
@@ -3103,7 +3315,7 @@
             <w:r/>
             <w:r>
               <w:rPr>
-                <w:rFonts w:ascii="FangSong_GB2312" w:hAnsi="FangSong_GB2312" w:eastAsia="FangSong_GB2312" w:cs="FangSong_GB2312"/>
+                <w:rFonts w:ascii="Songti SC" w:hAnsi="Songti SC" w:eastAsia="Songti SC" w:cs="Songti SC"/>
                 <w:b w:val="0"/>
                 <w:sz w:val="18"/>
               </w:rPr>
@@ -3129,7 +3341,7 @@
             <w:r/>
             <w:r>
               <w:rPr>
-                <w:rFonts w:ascii="FangSong_GB2312" w:hAnsi="FangSong_GB2312" w:eastAsia="FangSong_GB2312" w:cs="FangSong_GB2312"/>
+                <w:rFonts w:ascii="Songti SC" w:hAnsi="Songti SC" w:eastAsia="Songti SC" w:cs="Songti SC"/>
                 <w:b w:val="0"/>
                 <w:sz w:val="18"/>
               </w:rPr>
@@ -3155,7 +3367,7 @@
             <w:r/>
             <w:r>
               <w:rPr>
-                <w:rFonts w:ascii="FangSong_GB2312" w:hAnsi="FangSong_GB2312" w:eastAsia="FangSong_GB2312" w:cs="FangSong_GB2312"/>
+                <w:rFonts w:ascii="Songti SC" w:hAnsi="Songti SC" w:eastAsia="Songti SC" w:cs="Songti SC"/>
                 <w:b w:val="0"/>
                 <w:sz w:val="18"/>
               </w:rPr>
@@ -3183,7 +3395,7 @@
             <w:r/>
             <w:r>
               <w:rPr>
-                <w:rFonts w:ascii="FangSong_GB2312" w:hAnsi="FangSong_GB2312" w:eastAsia="FangSong_GB2312" w:cs="FangSong_GB2312"/>
+                <w:rFonts w:ascii="Songti SC" w:hAnsi="Songti SC" w:eastAsia="Songti SC" w:cs="Songti SC"/>
                 <w:b w:val="0"/>
                 <w:sz w:val="18"/>
               </w:rPr>
@@ -3209,7 +3421,7 @@
             <w:r/>
             <w:r>
               <w:rPr>
-                <w:rFonts w:ascii="FangSong_GB2312" w:hAnsi="FangSong_GB2312" w:eastAsia="FangSong_GB2312" w:cs="FangSong_GB2312"/>
+                <w:rFonts w:ascii="Songti SC" w:hAnsi="Songti SC" w:eastAsia="Songti SC" w:cs="Songti SC"/>
                 <w:b w:val="0"/>
                 <w:sz w:val="18"/>
               </w:rPr>
@@ -3226,7 +3438,7 @@
             </w:r>
             <w:r>
               <w:rPr>
-                <w:rFonts w:ascii="FangSong_GB2312" w:hAnsi="FangSong_GB2312" w:eastAsia="FangSong_GB2312" w:cs="FangSong_GB2312"/>
+                <w:rFonts w:ascii="Songti SC" w:hAnsi="Songti SC" w:eastAsia="Songti SC" w:cs="Songti SC"/>
                 <w:b w:val="0"/>
                 <w:sz w:val="18"/>
               </w:rPr>
@@ -3252,7 +3464,7 @@
             <w:r/>
             <w:r>
               <w:rPr>
-                <w:rFonts w:ascii="FangSong_GB2312" w:hAnsi="FangSong_GB2312" w:eastAsia="FangSong_GB2312" w:cs="FangSong_GB2312"/>
+                <w:rFonts w:ascii="Songti SC" w:hAnsi="Songti SC" w:eastAsia="Songti SC" w:cs="Songti SC"/>
                 <w:b w:val="0"/>
                 <w:sz w:val="18"/>
               </w:rPr>
@@ -3278,7 +3490,7 @@
             <w:r/>
             <w:r>
               <w:rPr>
-                <w:rFonts w:ascii="FangSong_GB2312" w:hAnsi="FangSong_GB2312" w:eastAsia="FangSong_GB2312" w:cs="FangSong_GB2312"/>
+                <w:rFonts w:ascii="Songti SC" w:hAnsi="Songti SC" w:eastAsia="Songti SC" w:cs="Songti SC"/>
                 <w:b w:val="0"/>
                 <w:sz w:val="18"/>
               </w:rPr>
@@ -3306,7 +3518,7 @@
             <w:r/>
             <w:r>
               <w:rPr>
-                <w:rFonts w:ascii="FangSong_GB2312" w:hAnsi="FangSong_GB2312" w:eastAsia="FangSong_GB2312" w:cs="FangSong_GB2312"/>
+                <w:rFonts w:ascii="Songti SC" w:hAnsi="Songti SC" w:eastAsia="Songti SC" w:cs="Songti SC"/>
                 <w:b w:val="0"/>
                 <w:sz w:val="18"/>
               </w:rPr>
@@ -3332,7 +3544,7 @@
             <w:r/>
             <w:r>
               <w:rPr>
-                <w:rFonts w:ascii="FangSong_GB2312" w:hAnsi="FangSong_GB2312" w:eastAsia="FangSong_GB2312" w:cs="FangSong_GB2312"/>
+                <w:rFonts w:ascii="Songti SC" w:hAnsi="Songti SC" w:eastAsia="Songti SC" w:cs="Songti SC"/>
                 <w:b w:val="0"/>
                 <w:sz w:val="18"/>
               </w:rPr>
@@ -3358,7 +3570,7 @@
             <w:r/>
             <w:r>
               <w:rPr>
-                <w:rFonts w:ascii="FangSong_GB2312" w:hAnsi="FangSong_GB2312" w:eastAsia="FangSong_GB2312" w:cs="FangSong_GB2312"/>
+                <w:rFonts w:ascii="Songti SC" w:hAnsi="Songti SC" w:eastAsia="Songti SC" w:cs="Songti SC"/>
                 <w:b w:val="0"/>
                 <w:sz w:val="18"/>
               </w:rPr>
@@ -3384,7 +3596,7 @@
             <w:r/>
             <w:r>
               <w:rPr>
-                <w:rFonts w:ascii="FangSong_GB2312" w:hAnsi="FangSong_GB2312" w:eastAsia="FangSong_GB2312" w:cs="FangSong_GB2312"/>
+                <w:rFonts w:ascii="Songti SC" w:hAnsi="Songti SC" w:eastAsia="Songti SC" w:cs="Songti SC"/>
                 <w:b w:val="0"/>
                 <w:sz w:val="18"/>
               </w:rPr>
@@ -3412,7 +3624,7 @@
             <w:r/>
             <w:r>
               <w:rPr>
-                <w:rFonts w:ascii="FangSong_GB2312" w:hAnsi="FangSong_GB2312" w:eastAsia="FangSong_GB2312" w:cs="FangSong_GB2312"/>
+                <w:rFonts w:ascii="Songti SC" w:hAnsi="Songti SC" w:eastAsia="Songti SC" w:cs="Songti SC"/>
                 <w:b w:val="0"/>
                 <w:sz w:val="18"/>
               </w:rPr>
@@ -3447,7 +3659,7 @@
             </w:r>
             <w:r>
               <w:rPr>
-                <w:rFonts w:ascii="FangSong_GB2312" w:hAnsi="FangSong_GB2312" w:eastAsia="FangSong_GB2312" w:cs="FangSong_GB2312"/>
+                <w:rFonts w:ascii="Songti SC" w:hAnsi="Songti SC" w:eastAsia="Songti SC" w:cs="Songti SC"/>
                 <w:b w:val="0"/>
                 <w:sz w:val="18"/>
               </w:rPr>
@@ -3473,7 +3685,7 @@
             <w:r/>
             <w:r>
               <w:rPr>
-                <w:rFonts w:ascii="FangSong_GB2312" w:hAnsi="FangSong_GB2312" w:eastAsia="FangSong_GB2312" w:cs="FangSong_GB2312"/>
+                <w:rFonts w:ascii="Songti SC" w:hAnsi="Songti SC" w:eastAsia="Songti SC" w:cs="Songti SC"/>
                 <w:b w:val="0"/>
                 <w:sz w:val="18"/>
               </w:rPr>
@@ -3499,11 +3711,28 @@
             <w:r/>
             <w:r>
               <w:rPr>
-                <w:rFonts w:ascii="FangSong_GB2312" w:hAnsi="FangSong_GB2312" w:eastAsia="FangSong_GB2312" w:cs="FangSong_GB2312"/>
+                <w:rFonts w:ascii="Songti SC" w:hAnsi="Songti SC" w:eastAsia="Songti SC" w:cs="Songti SC"/>
                 <w:b w:val="0"/>
                 <w:sz w:val="18"/>
               </w:rPr>
-              <w:t>结构已实现；批准 CDC 报告缺失</w:t>
+              <w:t xml:space="preserve">690T </w:t>
+            </w:r>
+            <w:r>
+              <w:rPr>
+                <w:rFonts w:ascii="Courier New" w:hAnsi="Courier New" w:eastAsia="Courier New" w:cs="Courier New"/>
+                <w:b w:val="0"/>
+                <w:color w:val="1F3A5F"/>
+                <w:sz w:val="17"/>
+              </w:rPr>
+              <w:t>report_cdc</w:t>
+            </w:r>
+            <w:r>
+              <w:rPr>
+                <w:rFonts w:ascii="Songti SC" w:hAnsi="Songti SC" w:eastAsia="Songti SC" w:cs="Songti SC"/>
+                <w:b w:val="0"/>
+                <w:sz w:val="18"/>
+              </w:rPr>
+              <w:t>：CDC-3 Info ×1，无 Warning/Error</w:t>
             </w:r>
           </w:p>
         </w:tc>
@@ -3527,7 +3756,7 @@
             <w:r/>
             <w:r>
               <w:rPr>
-                <w:rFonts w:ascii="FangSong_GB2312" w:hAnsi="FangSong_GB2312" w:eastAsia="FangSong_GB2312" w:cs="FangSong_GB2312"/>
+                <w:rFonts w:ascii="Songti SC" w:hAnsi="Songti SC" w:eastAsia="Songti SC" w:cs="Songti SC"/>
                 <w:b w:val="0"/>
                 <w:sz w:val="18"/>
               </w:rPr>
@@ -3553,7 +3782,7 @@
             <w:r/>
             <w:r>
               <w:rPr>
-                <w:rFonts w:ascii="FangSong_GB2312" w:hAnsi="FangSong_GB2312" w:eastAsia="FangSong_GB2312" w:cs="FangSong_GB2312"/>
+                <w:rFonts w:ascii="Songti SC" w:hAnsi="Songti SC" w:eastAsia="Songti SC" w:cs="Songti SC"/>
                 <w:b w:val="0"/>
                 <w:sz w:val="18"/>
               </w:rPr>
@@ -3579,7 +3808,7 @@
             <w:r/>
             <w:r>
               <w:rPr>
-                <w:rFonts w:ascii="FangSong_GB2312" w:hAnsi="FangSong_GB2312" w:eastAsia="FangSong_GB2312" w:cs="FangSong_GB2312"/>
+                <w:rFonts w:ascii="Songti SC" w:hAnsi="Songti SC" w:eastAsia="Songti SC" w:cs="Songti SC"/>
                 <w:b w:val="0"/>
                 <w:sz w:val="18"/>
               </w:rPr>
@@ -3605,11 +3834,11 @@
             <w:r/>
             <w:r>
               <w:rPr>
-                <w:rFonts w:ascii="FangSong_GB2312" w:hAnsi="FangSong_GB2312" w:eastAsia="FangSong_GB2312" w:cs="FangSong_GB2312"/>
+                <w:rFonts w:ascii="Songti SC" w:hAnsi="Songti SC" w:eastAsia="Songti SC" w:cs="Songti SC"/>
                 <w:b w:val="0"/>
                 <w:sz w:val="18"/>
               </w:rPr>
-              <w:t>9600 分析/仿真 historical exploratory 成功；115200 planned</w:t>
+              <w:t>9600/115200 分析与全量 XSim exploratory 成功</w:t>
             </w:r>
           </w:p>
         </w:tc>
@@ -3633,7 +3862,7 @@
             <w:r/>
             <w:r>
               <w:rPr>
-                <w:rFonts w:ascii="FangSong_GB2312" w:hAnsi="FangSong_GB2312" w:eastAsia="FangSong_GB2312" w:cs="FangSong_GB2312"/>
+                <w:rFonts w:ascii="Songti SC" w:hAnsi="Songti SC" w:eastAsia="Songti SC" w:cs="Songti SC"/>
                 <w:b w:val="0"/>
                 <w:sz w:val="18"/>
               </w:rPr>
@@ -3668,7 +3897,7 @@
             </w:r>
             <w:r>
               <w:rPr>
-                <w:rFonts w:ascii="FangSong_GB2312" w:hAnsi="FangSong_GB2312" w:eastAsia="FangSong_GB2312" w:cs="FangSong_GB2312"/>
+                <w:rFonts w:ascii="Songti SC" w:hAnsi="Songti SC" w:eastAsia="Songti SC" w:cs="Songti SC"/>
                 <w:b w:val="0"/>
                 <w:sz w:val="18"/>
               </w:rPr>
@@ -3694,7 +3923,7 @@
             <w:r/>
             <w:r>
               <w:rPr>
-                <w:rFonts w:ascii="FangSong_GB2312" w:hAnsi="FangSong_GB2312" w:eastAsia="FangSong_GB2312" w:cs="FangSong_GB2312"/>
+                <w:rFonts w:ascii="Songti SC" w:hAnsi="Songti SC" w:eastAsia="Songti SC" w:cs="Songti SC"/>
                 <w:b w:val="0"/>
                 <w:sz w:val="18"/>
               </w:rPr>
@@ -3720,11 +3949,11 @@
             <w:r/>
             <w:r>
               <w:rPr>
-                <w:rFonts w:ascii="FangSong_GB2312" w:hAnsi="FangSong_GB2312" w:eastAsia="FangSong_GB2312" w:cs="FangSong_GB2312"/>
+                <w:rFonts w:ascii="Songti SC" w:hAnsi="Songti SC" w:eastAsia="Songti SC" w:cs="Songti SC"/>
                 <w:b w:val="0"/>
                 <w:sz w:val="18"/>
               </w:rPr>
-              <w:t>9600 为 1,041,610 ns historical exploratory；115200 planned</w:t>
+              <w:t>9600=1,041,610 ns；115200=86,810 ns，均满足参数化上限</w:t>
             </w:r>
           </w:p>
         </w:tc>
@@ -3748,7 +3977,7 @@
             <w:r/>
             <w:r>
               <w:rPr>
-                <w:rFonts w:ascii="FangSong_GB2312" w:hAnsi="FangSong_GB2312" w:eastAsia="FangSong_GB2312" w:cs="FangSong_GB2312"/>
+                <w:rFonts w:ascii="Songti SC" w:hAnsi="Songti SC" w:eastAsia="Songti SC" w:cs="Songti SC"/>
                 <w:b w:val="0"/>
                 <w:sz w:val="18"/>
               </w:rPr>
@@ -3774,7 +4003,7 @@
             <w:r/>
             <w:r>
               <w:rPr>
-                <w:rFonts w:ascii="FangSong_GB2312" w:hAnsi="FangSong_GB2312" w:eastAsia="FangSong_GB2312" w:cs="FangSong_GB2312"/>
+                <w:rFonts w:ascii="Songti SC" w:hAnsi="Songti SC" w:eastAsia="Songti SC" w:cs="Songti SC"/>
                 <w:b w:val="0"/>
                 <w:sz w:val="18"/>
               </w:rPr>
@@ -3800,7 +4029,7 @@
             <w:r/>
             <w:r>
               <w:rPr>
-                <w:rFonts w:ascii="FangSong_GB2312" w:hAnsi="FangSong_GB2312" w:eastAsia="FangSong_GB2312" w:cs="FangSong_GB2312"/>
+                <w:rFonts w:ascii="Songti SC" w:hAnsi="Songti SC" w:eastAsia="Songti SC" w:cs="Songti SC"/>
                 <w:b w:val="0"/>
                 <w:sz w:val="18"/>
               </w:rPr>
@@ -3826,11 +4055,11 @@
             <w:r/>
             <w:r>
               <w:rPr>
-                <w:rFonts w:ascii="FangSong_GB2312" w:hAnsi="FangSong_GB2312" w:eastAsia="FangSong_GB2312" w:cs="FangSong_GB2312"/>
+                <w:rFonts w:ascii="Songti SC" w:hAnsi="Songti SC" w:eastAsia="Songti SC" w:cs="Songti SC"/>
                 <w:b w:val="0"/>
                 <w:sz w:val="18"/>
               </w:rPr>
-              <w:t>9600 ±2% historical exploratory；115200 planned</w:t>
+              <w:t>9600/115200 的 ±2% exploratory 均通过</w:t>
             </w:r>
           </w:p>
         </w:tc>
@@ -3854,7 +4083,7 @@
             <w:r/>
             <w:r>
               <w:rPr>
-                <w:rFonts w:ascii="FangSong_GB2312" w:hAnsi="FangSong_GB2312" w:eastAsia="FangSong_GB2312" w:cs="FangSong_GB2312"/>
+                <w:rFonts w:ascii="Songti SC" w:hAnsi="Songti SC" w:eastAsia="Songti SC" w:cs="Songti SC"/>
                 <w:b w:val="0"/>
                 <w:sz w:val="18"/>
               </w:rPr>
@@ -3880,7 +4109,7 @@
             <w:r/>
             <w:r>
               <w:rPr>
-                <w:rFonts w:ascii="FangSong_GB2312" w:hAnsi="FangSong_GB2312" w:eastAsia="FangSong_GB2312" w:cs="FangSong_GB2312"/>
+                <w:rFonts w:ascii="Songti SC" w:hAnsi="Songti SC" w:eastAsia="Songti SC" w:cs="Songti SC"/>
                 <w:b w:val="0"/>
                 <w:sz w:val="18"/>
               </w:rPr>
@@ -3906,7 +4135,7 @@
             <w:r/>
             <w:r>
               <w:rPr>
-                <w:rFonts w:ascii="FangSong_GB2312" w:hAnsi="FangSong_GB2312" w:eastAsia="FangSong_GB2312" w:cs="FangSong_GB2312"/>
+                <w:rFonts w:ascii="Songti SC" w:hAnsi="Songti SC" w:eastAsia="Songti SC" w:cs="Songti SC"/>
                 <w:b w:val="0"/>
                 <w:sz w:val="18"/>
               </w:rPr>
@@ -3932,11 +4161,11 @@
             <w:r/>
             <w:r>
               <w:rPr>
-                <w:rFonts w:ascii="FangSong_GB2312" w:hAnsi="FangSong_GB2312" w:eastAsia="FangSong_GB2312" w:cs="FangSong_GB2312"/>
+                <w:rFonts w:ascii="Songti SC" w:hAnsi="Songti SC" w:eastAsia="Songti SC" w:cs="Songti SC"/>
                 <w:b w:val="0"/>
                 <w:sz w:val="18"/>
               </w:rPr>
-              <w:t>K70T 历史 WNS 6.699 ns、WHS 0.114 ns；690T/I/O 未闭合</w:t>
+              <w:t>690T 预码流 WNS 7.630 ns、WHS 0.093 ns、TNS/THS=0</w:t>
             </w:r>
           </w:p>
         </w:tc>
@@ -3960,7 +4189,7 @@
             <w:r/>
             <w:r>
               <w:rPr>
-                <w:rFonts w:ascii="FangSong_GB2312" w:hAnsi="FangSong_GB2312" w:eastAsia="FangSong_GB2312" w:cs="FangSong_GB2312"/>
+                <w:rFonts w:ascii="Songti SC" w:hAnsi="Songti SC" w:eastAsia="Songti SC" w:cs="Songti SC"/>
                 <w:b w:val="0"/>
                 <w:sz w:val="18"/>
               </w:rPr>
@@ -3986,11 +4215,11 @@
             <w:r/>
             <w:r>
               <w:rPr>
-                <w:rFonts w:ascii="FangSong_GB2312" w:hAnsi="FangSong_GB2312" w:eastAsia="FangSong_GB2312" w:cs="FangSong_GB2312"/>
+                <w:rFonts w:ascii="Songti SC" w:hAnsi="Songti SC" w:eastAsia="Songti SC" w:cs="Songti SC"/>
                 <w:b w:val="0"/>
                 <w:sz w:val="18"/>
               </w:rPr>
-              <w:t>四 RTL 模块</w:t>
+              <w:t>五 RTL 模块</w:t>
             </w:r>
           </w:p>
         </w:tc>
@@ -4012,11 +4241,11 @@
             <w:r/>
             <w:r>
               <w:rPr>
-                <w:rFonts w:ascii="FangSong_GB2312" w:hAnsi="FangSong_GB2312" w:eastAsia="FangSong_GB2312" w:cs="FangSong_GB2312"/>
+                <w:rFonts w:ascii="Songti SC" w:hAnsi="Songti SC" w:eastAsia="Songti SC" w:cs="Songti SC"/>
                 <w:b w:val="0"/>
                 <w:sz w:val="18"/>
               </w:rPr>
-              <w:t>STATIC-001 / 综合</w:t>
+              <w:t>STATIC-001 / 综合/实现</w:t>
             </w:r>
           </w:p>
         </w:tc>
@@ -4038,11 +4267,11 @@
             <w:r/>
             <w:r>
               <w:rPr>
-                <w:rFonts w:ascii="FangSong_GB2312" w:hAnsi="FangSong_GB2312" w:eastAsia="FangSong_GB2312" w:cs="FangSong_GB2312"/>
+                <w:rFonts w:ascii="Songti SC" w:hAnsi="Songti SC" w:eastAsia="Songti SC" w:cs="Songti SC"/>
                 <w:b w:val="0"/>
                 <w:sz w:val="18"/>
               </w:rPr>
-              <w:t>K70T 历史 63 LUT/70 FF、BRAM/DSP=0；690T 未执行</w:t>
+              <w:t>690T 55 LUT/62 FF、BRAM/DSP=0</w:t>
             </w:r>
           </w:p>
         </w:tc>
@@ -4066,7 +4295,7 @@
             <w:r/>
             <w:r>
               <w:rPr>
-                <w:rFonts w:ascii="FangSong_GB2312" w:hAnsi="FangSong_GB2312" w:eastAsia="FangSong_GB2312" w:cs="FangSong_GB2312"/>
+                <w:rFonts w:ascii="Songti SC" w:hAnsi="Songti SC" w:eastAsia="Songti SC" w:cs="Songti SC"/>
                 <w:b w:val="0"/>
                 <w:sz w:val="18"/>
               </w:rPr>
@@ -4092,7 +4321,7 @@
             <w:r/>
             <w:r>
               <w:rPr>
-                <w:rFonts w:ascii="FangSong_GB2312" w:hAnsi="FangSong_GB2312" w:eastAsia="FangSong_GB2312" w:cs="FangSong_GB2312"/>
+                <w:rFonts w:ascii="Songti SC" w:hAnsi="Songti SC" w:eastAsia="Songti SC" w:cs="Songti SC"/>
                 <w:b w:val="0"/>
                 <w:sz w:val="18"/>
               </w:rPr>
@@ -4118,7 +4347,7 @@
             <w:r/>
             <w:r>
               <w:rPr>
-                <w:rFonts w:ascii="FangSong_GB2312" w:hAnsi="FangSong_GB2312" w:eastAsia="FangSong_GB2312" w:cs="FangSong_GB2312"/>
+                <w:rFonts w:ascii="Songti SC" w:hAnsi="Songti SC" w:eastAsia="Songti SC" w:cs="Songti SC"/>
                 <w:b w:val="0"/>
                 <w:sz w:val="18"/>
               </w:rPr>
@@ -4144,7 +4373,7 @@
             <w:r/>
             <w:r>
               <w:rPr>
-                <w:rFonts w:ascii="FangSong_GB2312" w:hAnsi="FangSong_GB2312" w:eastAsia="FangSong_GB2312" w:cs="FangSong_GB2312"/>
+                <w:rFonts w:ascii="Songti SC" w:hAnsi="Songti SC" w:eastAsia="Songti SC" w:cs="Songti SC"/>
                 <w:b w:val="0"/>
                 <w:sz w:val="18"/>
               </w:rPr>
@@ -4172,7 +4401,7 @@
             <w:r/>
             <w:r>
               <w:rPr>
-                <w:rFonts w:ascii="FangSong_GB2312" w:hAnsi="FangSong_GB2312" w:eastAsia="FangSong_GB2312" w:cs="FangSong_GB2312"/>
+                <w:rFonts w:ascii="Songti SC" w:hAnsi="Songti SC" w:eastAsia="Songti SC" w:cs="Songti SC"/>
                 <w:b w:val="0"/>
                 <w:sz w:val="18"/>
               </w:rPr>
@@ -4198,7 +4427,7 @@
             <w:r/>
             <w:r>
               <w:rPr>
-                <w:rFonts w:ascii="FangSong_GB2312" w:hAnsi="FangSong_GB2312" w:eastAsia="FangSong_GB2312" w:cs="FangSong_GB2312"/>
+                <w:rFonts w:ascii="Songti SC" w:hAnsi="Songti SC" w:eastAsia="Songti SC" w:cs="Songti SC"/>
                 <w:b w:val="0"/>
                 <w:sz w:val="18"/>
               </w:rPr>
@@ -4224,7 +4453,7 @@
             <w:r/>
             <w:r>
               <w:rPr>
-                <w:rFonts w:ascii="FangSong_GB2312" w:hAnsi="FangSong_GB2312" w:eastAsia="FangSong_GB2312" w:cs="FangSong_GB2312"/>
+                <w:rFonts w:ascii="Songti SC" w:hAnsi="Songti SC" w:eastAsia="Songti SC" w:cs="Songti SC"/>
                 <w:b w:val="0"/>
                 <w:sz w:val="18"/>
               </w:rPr>
@@ -4250,7 +4479,7 @@
             <w:r/>
             <w:r>
               <w:rPr>
-                <w:rFonts w:ascii="FangSong_GB2312" w:hAnsi="FangSong_GB2312" w:eastAsia="FangSong_GB2312" w:cs="FangSong_GB2312"/>
+                <w:rFonts w:ascii="Songti SC" w:hAnsi="Songti SC" w:eastAsia="Songti SC" w:cs="Songti SC"/>
                 <w:b w:val="0"/>
                 <w:sz w:val="18"/>
               </w:rPr>
@@ -4278,7 +4507,7 @@
             <w:r/>
             <w:r>
               <w:rPr>
-                <w:rFonts w:ascii="FangSong_GB2312" w:hAnsi="FangSong_GB2312" w:eastAsia="FangSong_GB2312" w:cs="FangSong_GB2312"/>
+                <w:rFonts w:ascii="Songti SC" w:hAnsi="Songti SC" w:eastAsia="Songti SC" w:cs="Songti SC"/>
                 <w:b w:val="0"/>
                 <w:sz w:val="18"/>
               </w:rPr>
@@ -4304,7 +4533,7 @@
             <w:r/>
             <w:r>
               <w:rPr>
-                <w:rFonts w:ascii="FangSong_GB2312" w:hAnsi="FangSong_GB2312" w:eastAsia="FangSong_GB2312" w:cs="FangSong_GB2312"/>
+                <w:rFonts w:ascii="Songti SC" w:hAnsi="Songti SC" w:eastAsia="Songti SC" w:cs="Songti SC"/>
                 <w:b w:val="0"/>
                 <w:sz w:val="18"/>
               </w:rPr>
@@ -4330,7 +4559,7 @@
             <w:r/>
             <w:r>
               <w:rPr>
-                <w:rFonts w:ascii="FangSong_GB2312" w:hAnsi="FangSong_GB2312" w:eastAsia="FangSong_GB2312" w:cs="FangSong_GB2312"/>
+                <w:rFonts w:ascii="Songti SC" w:hAnsi="Songti SC" w:eastAsia="Songti SC" w:cs="Songti SC"/>
                 <w:b w:val="0"/>
                 <w:sz w:val="18"/>
               </w:rPr>
@@ -4356,7 +4585,7 @@
             <w:r/>
             <w:r>
               <w:rPr>
-                <w:rFonts w:ascii="FangSong_GB2312" w:hAnsi="FangSong_GB2312" w:eastAsia="FangSong_GB2312" w:cs="FangSong_GB2312"/>
+                <w:rFonts w:ascii="Songti SC" w:hAnsi="Songti SC" w:eastAsia="Songti SC" w:cs="Songti SC"/>
                 <w:b w:val="0"/>
                 <w:sz w:val="18"/>
               </w:rPr>
@@ -4384,7 +4613,7 @@
             <w:r/>
             <w:r>
               <w:rPr>
-                <w:rFonts w:ascii="FangSong_GB2312" w:hAnsi="FangSong_GB2312" w:eastAsia="FangSong_GB2312" w:cs="FangSong_GB2312"/>
+                <w:rFonts w:ascii="Songti SC" w:hAnsi="Songti SC" w:eastAsia="Songti SC" w:cs="Songti SC"/>
                 <w:b w:val="0"/>
                 <w:sz w:val="18"/>
               </w:rPr>
@@ -4410,7 +4639,7 @@
             <w:r/>
             <w:r>
               <w:rPr>
-                <w:rFonts w:ascii="FangSong_GB2312" w:hAnsi="FangSong_GB2312" w:eastAsia="FangSong_GB2312" w:cs="FangSong_GB2312"/>
+                <w:rFonts w:ascii="Songti SC" w:hAnsi="Songti SC" w:eastAsia="Songti SC" w:cs="Songti SC"/>
                 <w:b w:val="0"/>
                 <w:sz w:val="18"/>
               </w:rPr>
@@ -4436,7 +4665,7 @@
             <w:r/>
             <w:r>
               <w:rPr>
-                <w:rFonts w:ascii="FangSong_GB2312" w:hAnsi="FangSong_GB2312" w:eastAsia="FangSong_GB2312" w:cs="FangSong_GB2312"/>
+                <w:rFonts w:ascii="Songti SC" w:hAnsi="Songti SC" w:eastAsia="Songti SC" w:cs="Songti SC"/>
                 <w:b w:val="0"/>
                 <w:sz w:val="18"/>
               </w:rPr>
@@ -4462,7 +4691,7 @@
             <w:r/>
             <w:r>
               <w:rPr>
-                <w:rFonts w:ascii="FangSong_GB2312" w:hAnsi="FangSong_GB2312" w:eastAsia="FangSong_GB2312" w:cs="FangSong_GB2312"/>
+                <w:rFonts w:ascii="Songti SC" w:hAnsi="Songti SC" w:eastAsia="Songti SC" w:cs="Songti SC"/>
                 <w:b w:val="0"/>
                 <w:sz w:val="18"/>
               </w:rPr>
@@ -4490,7 +4719,7 @@
             <w:r/>
             <w:r>
               <w:rPr>
-                <w:rFonts w:ascii="FangSong_GB2312" w:hAnsi="FangSong_GB2312" w:eastAsia="FangSong_GB2312" w:cs="FangSong_GB2312"/>
+                <w:rFonts w:ascii="Songti SC" w:hAnsi="Songti SC" w:eastAsia="Songti SC" w:cs="Songti SC"/>
                 <w:b w:val="0"/>
                 <w:sz w:val="18"/>
               </w:rPr>
@@ -4516,7 +4745,7 @@
             <w:r/>
             <w:r>
               <w:rPr>
-                <w:rFonts w:ascii="FangSong_GB2312" w:hAnsi="FangSong_GB2312" w:eastAsia="FangSong_GB2312" w:cs="FangSong_GB2312"/>
+                <w:rFonts w:ascii="Songti SC" w:hAnsi="Songti SC" w:eastAsia="Songti SC" w:cs="Songti SC"/>
                 <w:b w:val="0"/>
                 <w:sz w:val="18"/>
               </w:rPr>
@@ -4551,7 +4780,7 @@
             <w:r/>
             <w:r>
               <w:rPr>
-                <w:rFonts w:ascii="FangSong_GB2312" w:hAnsi="FangSong_GB2312" w:eastAsia="FangSong_GB2312" w:cs="FangSong_GB2312"/>
+                <w:rFonts w:ascii="Songti SC" w:hAnsi="Songti SC" w:eastAsia="Songti SC" w:cs="Songti SC"/>
                 <w:b w:val="0"/>
                 <w:sz w:val="18"/>
               </w:rPr>
@@ -4577,11 +4806,11 @@
             <w:r/>
             <w:r>
               <w:rPr>
-                <w:rFonts w:ascii="FangSong_GB2312" w:hAnsi="FangSong_GB2312" w:eastAsia="FangSong_GB2312" w:cs="FangSong_GB2312"/>
+                <w:rFonts w:ascii="Songti SC" w:hAnsi="Songti SC" w:eastAsia="Songti SC" w:cs="Songti SC"/>
                 <w:b w:val="0"/>
                 <w:sz w:val="18"/>
               </w:rPr>
-              <w:t>9600 历史组合通过；115200 扩展回归待执行</w:t>
+              <w:t>两种参数均 passed exploratory</w:t>
             </w:r>
           </w:p>
         </w:tc>
@@ -4635,7 +4864,7 @@
             <w:r/>
             <w:r>
               <w:rPr>
-                <w:rFonts w:ascii="FangSong_GB2312" w:hAnsi="FangSong_GB2312" w:eastAsia="FangSong_GB2312" w:cs="FangSong_GB2312"/>
+                <w:rFonts w:ascii="Songti SC" w:hAnsi="Songti SC" w:eastAsia="Songti SC" w:cs="Songti SC"/>
                 <w:b/>
                 <w:sz w:val="18"/>
               </w:rPr>
@@ -4662,7 +4891,7 @@
             <w:r/>
             <w:r>
               <w:rPr>
-                <w:rFonts w:ascii="FangSong_GB2312" w:hAnsi="FangSong_GB2312" w:eastAsia="FangSong_GB2312" w:cs="FangSong_GB2312"/>
+                <w:rFonts w:ascii="Songti SC" w:hAnsi="Songti SC" w:eastAsia="Songti SC" w:cs="Songti SC"/>
                 <w:b/>
                 <w:sz w:val="18"/>
               </w:rPr>
@@ -4690,7 +4919,7 @@
             <w:r/>
             <w:r>
               <w:rPr>
-                <w:rFonts w:ascii="FangSong_GB2312" w:hAnsi="FangSong_GB2312" w:eastAsia="FangSong_GB2312" w:cs="FangSong_GB2312"/>
+                <w:rFonts w:ascii="Songti SC" w:hAnsi="Songti SC" w:eastAsia="Songti SC" w:cs="Songti SC"/>
                 <w:b w:val="0"/>
                 <w:sz w:val="18"/>
               </w:rPr>
@@ -4745,7 +4974,7 @@
             <w:r/>
             <w:r>
               <w:rPr>
-                <w:rFonts w:ascii="FangSong_GB2312" w:hAnsi="FangSong_GB2312" w:eastAsia="FangSong_GB2312" w:cs="FangSong_GB2312"/>
+                <w:rFonts w:ascii="Songti SC" w:hAnsi="Songti SC" w:eastAsia="Songti SC" w:cs="Songti SC"/>
                 <w:b w:val="0"/>
                 <w:sz w:val="18"/>
               </w:rPr>
@@ -4800,7 +5029,7 @@
             <w:r/>
             <w:r>
               <w:rPr>
-                <w:rFonts w:ascii="FangSong_GB2312" w:hAnsi="FangSong_GB2312" w:eastAsia="FangSong_GB2312" w:cs="FangSong_GB2312"/>
+                <w:rFonts w:ascii="Songti SC" w:hAnsi="Songti SC" w:eastAsia="Songti SC" w:cs="Songti SC"/>
                 <w:b w:val="0"/>
                 <w:sz w:val="18"/>
               </w:rPr>
@@ -4855,7 +5084,7 @@
             <w:r/>
             <w:r>
               <w:rPr>
-                <w:rFonts w:ascii="FangSong_GB2312" w:hAnsi="FangSong_GB2312" w:eastAsia="FangSong_GB2312" w:cs="FangSong_GB2312"/>
+                <w:rFonts w:ascii="Songti SC" w:hAnsi="Songti SC" w:eastAsia="Songti SC" w:cs="Songti SC"/>
                 <w:b w:val="0"/>
                 <w:sz w:val="18"/>
               </w:rPr>
@@ -4910,7 +5139,7 @@
             <w:r/>
             <w:r>
               <w:rPr>
-                <w:rFonts w:ascii="FangSong_GB2312" w:hAnsi="FangSong_GB2312" w:eastAsia="FangSong_GB2312" w:cs="FangSong_GB2312"/>
+                <w:rFonts w:ascii="Songti SC" w:hAnsi="Songti SC" w:eastAsia="Songti SC" w:cs="Songti SC"/>
                 <w:b w:val="0"/>
                 <w:sz w:val="18"/>
               </w:rPr>
@@ -4945,11 +5174,11 @@
             </w:r>
             <w:r>
               <w:rPr>
-                <w:rFonts w:ascii="FangSong_GB2312" w:hAnsi="FangSong_GB2312" w:eastAsia="FangSong_GB2312" w:cs="FangSong_GB2312"/>
+                <w:rFonts w:ascii="Songti SC" w:hAnsi="Songti SC" w:eastAsia="Songti SC" w:cs="Songti SC"/>
                 <w:b w:val="0"/>
                 <w:sz w:val="18"/>
               </w:rPr>
-              <w:t xml:space="preserve"> 待权威板级材料后建立；当前 blocked</w:t>
+              <w:t>；VC709 200→100 MHz、复位同步、115200 CP2103 回显</w:t>
             </w:r>
           </w:p>
         </w:tc>
@@ -4973,7 +5202,7 @@
             <w:r/>
             <w:r>
               <w:rPr>
-                <w:rFonts w:ascii="FangSong_GB2312" w:hAnsi="FangSong_GB2312" w:eastAsia="FangSong_GB2312" w:cs="FangSong_GB2312"/>
+                <w:rFonts w:ascii="Songti SC" w:hAnsi="Songti SC" w:eastAsia="Songti SC" w:cs="Songti SC"/>
                 <w:b w:val="0"/>
                 <w:sz w:val="18"/>
               </w:rPr>
@@ -5006,6 +5235,23 @@
               </w:rPr>
               <w:t>tb/uart_tb.sv</w:t>
             </w:r>
+            <w:r>
+              <w:rPr>
+                <w:rFonts w:ascii="Songti SC" w:hAnsi="Songti SC" w:eastAsia="Songti SC" w:cs="Songti SC"/>
+                <w:b w:val="0"/>
+                <w:sz w:val="18"/>
+              </w:rPr>
+              <w:t>；</w:t>
+            </w:r>
+            <w:r>
+              <w:rPr>
+                <w:rFonts w:ascii="Courier New" w:hAnsi="Courier New" w:eastAsia="Courier New" w:cs="Courier New"/>
+                <w:b w:val="0"/>
+                <w:color w:val="1F3A5F"/>
+                <w:sz w:val="17"/>
+              </w:rPr>
+              <w:t>tb/uart_115200_tb.sv</w:t>
+            </w:r>
           </w:p>
         </w:tc>
       </w:tr>
@@ -5028,7 +5274,7 @@
             <w:r/>
             <w:r>
               <w:rPr>
-                <w:rFonts w:ascii="FangSong_GB2312" w:hAnsi="FangSong_GB2312" w:eastAsia="FangSong_GB2312" w:cs="FangSong_GB2312"/>
+                <w:rFonts w:ascii="Songti SC" w:hAnsi="Songti SC" w:eastAsia="Songti SC" w:cs="Songti SC"/>
                 <w:b w:val="0"/>
                 <w:sz w:val="18"/>
               </w:rPr>
@@ -5063,7 +5309,7 @@
             </w:r>
             <w:r>
               <w:rPr>
-                <w:rFonts w:ascii="FangSong_GB2312" w:hAnsi="FangSong_GB2312" w:eastAsia="FangSong_GB2312" w:cs="FangSong_GB2312"/>
+                <w:rFonts w:ascii="Songti SC" w:hAnsi="Songti SC" w:eastAsia="Songti SC" w:cs="Songti SC"/>
                 <w:b w:val="0"/>
                 <w:sz w:val="18"/>
               </w:rPr>
@@ -5100,7 +5346,7 @@
             <w:r/>
             <w:r>
               <w:rPr>
-                <w:rFonts w:ascii="FangSong_GB2312" w:hAnsi="FangSong_GB2312" w:eastAsia="FangSong_GB2312" w:cs="FangSong_GB2312"/>
+                <w:rFonts w:ascii="Songti SC" w:hAnsi="Songti SC" w:eastAsia="Songti SC" w:cs="Songti SC"/>
                 <w:b w:val="0"/>
                 <w:sz w:val="18"/>
               </w:rPr>
@@ -5126,7 +5372,7 @@
             <w:r/>
             <w:r>
               <w:rPr>
-                <w:rFonts w:ascii="FangSong_GB2312" w:hAnsi="FangSong_GB2312" w:eastAsia="FangSong_GB2312" w:cs="FangSong_GB2312"/>
+                <w:rFonts w:ascii="Songti SC" w:hAnsi="Songti SC" w:eastAsia="Songti SC" w:cs="Songti SC"/>
                 <w:b w:val="0"/>
                 <w:sz w:val="18"/>
               </w:rPr>
@@ -5154,7 +5400,7 @@
             <w:r/>
             <w:r>
               <w:rPr>
-                <w:rFonts w:ascii="FangSong_GB2312" w:hAnsi="FangSong_GB2312" w:eastAsia="FangSong_GB2312" w:cs="FangSong_GB2312"/>
+                <w:rFonts w:ascii="Songti SC" w:hAnsi="Songti SC" w:eastAsia="Songti SC" w:cs="Songti SC"/>
                 <w:b w:val="0"/>
                 <w:sz w:val="18"/>
               </w:rPr>
@@ -5180,7 +5426,7 @@
             <w:r/>
             <w:r>
               <w:rPr>
-                <w:rFonts w:ascii="FangSong_GB2312" w:hAnsi="FangSong_GB2312" w:eastAsia="FangSong_GB2312" w:cs="FangSong_GB2312"/>
+                <w:rFonts w:ascii="Songti SC" w:hAnsi="Songti SC" w:eastAsia="Songti SC" w:cs="Songti SC"/>
                 <w:b w:val="0"/>
                 <w:sz w:val="18"/>
               </w:rPr>
@@ -5239,7 +5485,7 @@
             <w:r/>
             <w:r>
               <w:rPr>
-                <w:rFonts w:ascii="FangSong_GB2312" w:hAnsi="FangSong_GB2312" w:eastAsia="FangSong_GB2312" w:cs="FangSong_GB2312"/>
+                <w:rFonts w:ascii="Songti SC" w:hAnsi="Songti SC" w:eastAsia="Songti SC" w:cs="Songti SC"/>
                 <w:b/>
                 <w:sz w:val="18"/>
               </w:rPr>
@@ -5266,7 +5512,7 @@
             <w:r/>
             <w:r>
               <w:rPr>
-                <w:rFonts w:ascii="FangSong_GB2312" w:hAnsi="FangSong_GB2312" w:eastAsia="FangSong_GB2312" w:cs="FangSong_GB2312"/>
+                <w:rFonts w:ascii="Songti SC" w:hAnsi="Songti SC" w:eastAsia="Songti SC" w:cs="Songti SC"/>
                 <w:b/>
                 <w:sz w:val="18"/>
               </w:rPr>
@@ -5293,7 +5539,7 @@
             <w:r/>
             <w:r>
               <w:rPr>
-                <w:rFonts w:ascii="FangSong_GB2312" w:hAnsi="FangSong_GB2312" w:eastAsia="FangSong_GB2312" w:cs="FangSong_GB2312"/>
+                <w:rFonts w:ascii="Songti SC" w:hAnsi="Songti SC" w:eastAsia="Songti SC" w:cs="Songti SC"/>
                 <w:b/>
                 <w:sz w:val="18"/>
               </w:rPr>
@@ -5321,7 +5567,7 @@
             <w:r/>
             <w:r>
               <w:rPr>
-                <w:rFonts w:ascii="FangSong_GB2312" w:hAnsi="FangSong_GB2312" w:eastAsia="FangSong_GB2312" w:cs="FangSong_GB2312"/>
+                <w:rFonts w:ascii="Songti SC" w:hAnsi="Songti SC" w:eastAsia="Songti SC" w:cs="Songti SC"/>
                 <w:b w:val="0"/>
                 <w:sz w:val="18"/>
               </w:rPr>
@@ -5347,7 +5593,7 @@
             <w:r/>
             <w:r>
               <w:rPr>
-                <w:rFonts w:ascii="FangSong_GB2312" w:hAnsi="FangSong_GB2312" w:eastAsia="FangSong_GB2312" w:cs="FangSong_GB2312"/>
+                <w:rFonts w:ascii="Songti SC" w:hAnsi="Songti SC" w:eastAsia="Songti SC" w:cs="Songti SC"/>
                 <w:b w:val="0"/>
                 <w:sz w:val="18"/>
               </w:rPr>
@@ -5373,7 +5619,7 @@
             <w:r/>
             <w:r>
               <w:rPr>
-                <w:rFonts w:ascii="FangSong_GB2312" w:hAnsi="FangSong_GB2312" w:eastAsia="FangSong_GB2312" w:cs="FangSong_GB2312"/>
+                <w:rFonts w:ascii="Songti SC" w:hAnsi="Songti SC" w:eastAsia="Songti SC" w:cs="Songti SC"/>
                 <w:b w:val="0"/>
                 <w:sz w:val="18"/>
               </w:rPr>
@@ -5401,7 +5647,7 @@
             <w:r/>
             <w:r>
               <w:rPr>
-                <w:rFonts w:ascii="FangSong_GB2312" w:hAnsi="FangSong_GB2312" w:eastAsia="FangSong_GB2312" w:cs="FangSong_GB2312"/>
+                <w:rFonts w:ascii="Songti SC" w:hAnsi="Songti SC" w:eastAsia="Songti SC" w:cs="Songti SC"/>
                 <w:b w:val="0"/>
                 <w:sz w:val="18"/>
               </w:rPr>
@@ -5427,7 +5673,7 @@
             <w:r/>
             <w:r>
               <w:rPr>
-                <w:rFonts w:ascii="FangSong_GB2312" w:hAnsi="FangSong_GB2312" w:eastAsia="FangSong_GB2312" w:cs="FangSong_GB2312"/>
+                <w:rFonts w:ascii="Songti SC" w:hAnsi="Songti SC" w:eastAsia="Songti SC" w:cs="Songti SC"/>
                 <w:b w:val="0"/>
                 <w:sz w:val="18"/>
               </w:rPr>
@@ -5453,7 +5699,7 @@
             <w:r/>
             <w:r>
               <w:rPr>
-                <w:rFonts w:ascii="FangSong_GB2312" w:hAnsi="FangSong_GB2312" w:eastAsia="FangSong_GB2312" w:cs="FangSong_GB2312"/>
+                <w:rFonts w:ascii="Songti SC" w:hAnsi="Songti SC" w:eastAsia="Songti SC" w:cs="Songti SC"/>
                 <w:b w:val="0"/>
                 <w:sz w:val="18"/>
               </w:rPr>
@@ -5481,7 +5727,7 @@
             <w:r/>
             <w:r>
               <w:rPr>
-                <w:rFonts w:ascii="FangSong_GB2312" w:hAnsi="FangSong_GB2312" w:eastAsia="FangSong_GB2312" w:cs="FangSong_GB2312"/>
+                <w:rFonts w:ascii="Songti SC" w:hAnsi="Songti SC" w:eastAsia="Songti SC" w:cs="Songti SC"/>
                 <w:b w:val="0"/>
                 <w:sz w:val="18"/>
               </w:rPr>
@@ -5507,7 +5753,7 @@
             <w:r/>
             <w:r>
               <w:rPr>
-                <w:rFonts w:ascii="FangSong_GB2312" w:hAnsi="FangSong_GB2312" w:eastAsia="FangSong_GB2312" w:cs="FangSong_GB2312"/>
+                <w:rFonts w:ascii="Songti SC" w:hAnsi="Songti SC" w:eastAsia="Songti SC" w:cs="Songti SC"/>
                 <w:b w:val="0"/>
                 <w:sz w:val="18"/>
               </w:rPr>
@@ -5533,7 +5779,7 @@
             <w:r/>
             <w:r>
               <w:rPr>
-                <w:rFonts w:ascii="FangSong_GB2312" w:hAnsi="FangSong_GB2312" w:eastAsia="FangSong_GB2312" w:cs="FangSong_GB2312"/>
+                <w:rFonts w:ascii="Songti SC" w:hAnsi="Songti SC" w:eastAsia="Songti SC" w:cs="Songti SC"/>
                 <w:b w:val="0"/>
                 <w:sz w:val="18"/>
               </w:rPr>
@@ -5561,7 +5807,7 @@
             <w:r/>
             <w:r>
               <w:rPr>
-                <w:rFonts w:ascii="FangSong_GB2312" w:hAnsi="FangSong_GB2312" w:eastAsia="FangSong_GB2312" w:cs="FangSong_GB2312"/>
+                <w:rFonts w:ascii="Songti SC" w:hAnsi="Songti SC" w:eastAsia="Songti SC" w:cs="Songti SC"/>
                 <w:b w:val="0"/>
                 <w:sz w:val="18"/>
               </w:rPr>
@@ -5587,11 +5833,11 @@
             <w:r/>
             <w:r>
               <w:rPr>
-                <w:rFonts w:ascii="FangSong_GB2312" w:hAnsi="FangSong_GB2312" w:eastAsia="FangSong_GB2312" w:cs="FangSong_GB2312"/>
+                <w:rFonts w:ascii="Songti SC" w:hAnsi="Songti SC" w:eastAsia="Songti SC" w:cs="Songti SC"/>
                 <w:b w:val="0"/>
                 <w:sz w:val="18"/>
               </w:rPr>
-              <w:t>9600 内部 10/10 + 外部 9/9；115200 0/10</w:t>
+              <w:t>9600 10/10；115200 10/10</w:t>
             </w:r>
           </w:p>
         </w:tc>
@@ -5613,11 +5859,11 @@
             <w:r/>
             <w:r>
               <w:rPr>
-                <w:rFonts w:ascii="FangSong_GB2312" w:hAnsi="FangSong_GB2312" w:eastAsia="FangSong_GB2312" w:cs="FangSong_GB2312"/>
+                <w:rFonts w:ascii="Songti SC" w:hAnsi="Songti SC" w:eastAsia="Songti SC" w:cs="Songti SC"/>
                 <w:b w:val="0"/>
                 <w:sz w:val="18"/>
               </w:rPr>
-              <w:t>9600 为历史 Icarus/XSim 证据；115200 待执行</w:t>
+              <w:t>当前 Connector/XSim 输入哈希见证据目录；不是批准运行</w:t>
             </w:r>
           </w:p>
         </w:tc>
@@ -5641,7 +5887,7 @@
             <w:r/>
             <w:r>
               <w:rPr>
-                <w:rFonts w:ascii="FangSong_GB2312" w:hAnsi="FangSong_GB2312" w:eastAsia="FangSong_GB2312" w:cs="FangSong_GB2312"/>
+                <w:rFonts w:ascii="Songti SC" w:hAnsi="Songti SC" w:eastAsia="Songti SC" w:cs="Songti SC"/>
                 <w:b w:val="0"/>
                 <w:sz w:val="18"/>
               </w:rPr>
@@ -5667,7 +5913,7 @@
             <w:r/>
             <w:r>
               <w:rPr>
-                <w:rFonts w:ascii="FangSong_GB2312" w:hAnsi="FangSong_GB2312" w:eastAsia="FangSong_GB2312" w:cs="FangSong_GB2312"/>
+                <w:rFonts w:ascii="Songti SC" w:hAnsi="Songti SC" w:eastAsia="Songti SC" w:cs="Songti SC"/>
                 <w:b w:val="0"/>
                 <w:sz w:val="18"/>
               </w:rPr>
@@ -5693,7 +5939,7 @@
             <w:r/>
             <w:r>
               <w:rPr>
-                <w:rFonts w:ascii="FangSong_GB2312" w:hAnsi="FangSong_GB2312" w:eastAsia="FangSong_GB2312" w:cs="FangSong_GB2312"/>
+                <w:rFonts w:ascii="Songti SC" w:hAnsi="Songti SC" w:eastAsia="Songti SC" w:cs="Songti SC"/>
                 <w:b w:val="0"/>
                 <w:sz w:val="18"/>
               </w:rPr>
@@ -5721,7 +5967,7 @@
             <w:r/>
             <w:r>
               <w:rPr>
-                <w:rFonts w:ascii="FangSong_GB2312" w:hAnsi="FangSong_GB2312" w:eastAsia="FangSong_GB2312" w:cs="FangSong_GB2312"/>
+                <w:rFonts w:ascii="Songti SC" w:hAnsi="Songti SC" w:eastAsia="Songti SC" w:cs="Songti SC"/>
                 <w:b w:val="0"/>
                 <w:sz w:val="18"/>
               </w:rPr>
@@ -5747,7 +5993,7 @@
             <w:r/>
             <w:r>
               <w:rPr>
-                <w:rFonts w:ascii="FangSong_GB2312" w:hAnsi="FangSong_GB2312" w:eastAsia="FangSong_GB2312" w:cs="FangSong_GB2312"/>
+                <w:rFonts w:ascii="Songti SC" w:hAnsi="Songti SC" w:eastAsia="Songti SC" w:cs="Songti SC"/>
                 <w:b w:val="0"/>
                 <w:sz w:val="18"/>
               </w:rPr>
@@ -5773,7 +6019,7 @@
             <w:r/>
             <w:r>
               <w:rPr>
-                <w:rFonts w:ascii="FangSong_GB2312" w:hAnsi="FangSong_GB2312" w:eastAsia="FangSong_GB2312" w:cs="FangSong_GB2312"/>
+                <w:rFonts w:ascii="Songti SC" w:hAnsi="Songti SC" w:eastAsia="Songti SC" w:cs="Songti SC"/>
                 <w:b w:val="0"/>
                 <w:sz w:val="18"/>
               </w:rPr>
@@ -5801,7 +6047,7 @@
             <w:r/>
             <w:r>
               <w:rPr>
-                <w:rFonts w:ascii="FangSong_GB2312" w:hAnsi="FangSong_GB2312" w:eastAsia="FangSong_GB2312" w:cs="FangSong_GB2312"/>
+                <w:rFonts w:ascii="Songti SC" w:hAnsi="Songti SC" w:eastAsia="Songti SC" w:cs="Songti SC"/>
                 <w:b w:val="0"/>
                 <w:sz w:val="18"/>
               </w:rPr>
@@ -5827,7 +6073,7 @@
             <w:r/>
             <w:r>
               <w:rPr>
-                <w:rFonts w:ascii="FangSong_GB2312" w:hAnsi="FangSong_GB2312" w:eastAsia="FangSong_GB2312" w:cs="FangSong_GB2312"/>
+                <w:rFonts w:ascii="Songti SC" w:hAnsi="Songti SC" w:eastAsia="Songti SC" w:cs="Songti SC"/>
                 <w:b w:val="0"/>
                 <w:sz w:val="18"/>
               </w:rPr>
@@ -5853,7 +6099,7 @@
             <w:r/>
             <w:r>
               <w:rPr>
-                <w:rFonts w:ascii="FangSong_GB2312" w:hAnsi="FangSong_GB2312" w:eastAsia="FangSong_GB2312" w:cs="FangSong_GB2312"/>
+                <w:rFonts w:ascii="Songti SC" w:hAnsi="Songti SC" w:eastAsia="Songti SC" w:cs="Songti SC"/>
                 <w:b w:val="0"/>
                 <w:sz w:val="18"/>
               </w:rPr>
@@ -5881,7 +6127,7 @@
             <w:r/>
             <w:r>
               <w:rPr>
-                <w:rFonts w:ascii="FangSong_GB2312" w:hAnsi="FangSong_GB2312" w:eastAsia="FangSong_GB2312" w:cs="FangSong_GB2312"/>
+                <w:rFonts w:ascii="Songti SC" w:hAnsi="Songti SC" w:eastAsia="Songti SC" w:cs="Songti SC"/>
                 <w:b w:val="0"/>
                 <w:sz w:val="18"/>
               </w:rPr>
@@ -5907,7 +6153,7 @@
             <w:r/>
             <w:r>
               <w:rPr>
-                <w:rFonts w:ascii="FangSong_GB2312" w:hAnsi="FangSong_GB2312" w:eastAsia="FangSong_GB2312" w:cs="FangSong_GB2312"/>
+                <w:rFonts w:ascii="Songti SC" w:hAnsi="Songti SC" w:eastAsia="Songti SC" w:cs="Songti SC"/>
                 <w:b w:val="0"/>
                 <w:sz w:val="18"/>
               </w:rPr>
@@ -5933,7 +6179,7 @@
             <w:r/>
             <w:r>
               <w:rPr>
-                <w:rFonts w:ascii="FangSong_GB2312" w:hAnsi="FangSong_GB2312" w:eastAsia="FangSong_GB2312" w:cs="FangSong_GB2312"/>
+                <w:rFonts w:ascii="Songti SC" w:hAnsi="Songti SC" w:eastAsia="Songti SC" w:cs="Songti SC"/>
                 <w:b w:val="0"/>
                 <w:sz w:val="18"/>
               </w:rPr>
@@ -5966,7 +6212,7 @@
       </w:pPr>
       <w:r>
         <w:rPr>
-          <w:rFonts w:ascii="FangSong_GB2312" w:hAnsi="FangSong_GB2312" w:eastAsia="FangSong_GB2312" w:cs="FangSong_GB2312"/>
+          <w:rFonts w:ascii="Songti SC" w:hAnsi="Songti SC" w:eastAsia="Songti SC" w:cs="Songti SC"/>
           <w:b w:val="0"/>
           <w:sz w:val="22"/>
         </w:rPr>
@@ -5983,7 +6229,7 @@
       </w:pPr>
       <w:r>
         <w:rPr>
-          <w:rFonts w:ascii="FangSong_GB2312" w:hAnsi="FangSong_GB2312" w:eastAsia="FangSong_GB2312" w:cs="FangSong_GB2312"/>
+          <w:rFonts w:ascii="Songti SC" w:hAnsi="Songti SC" w:eastAsia="Songti SC" w:cs="Songti SC"/>
           <w:b w:val="0"/>
           <w:sz w:val="22"/>
         </w:rPr>
@@ -6000,7 +6246,7 @@
       </w:pPr>
       <w:r>
         <w:rPr>
-          <w:rFonts w:ascii="FangSong_GB2312" w:hAnsi="FangSong_GB2312" w:eastAsia="FangSong_GB2312" w:cs="FangSong_GB2312"/>
+          <w:rFonts w:ascii="Songti SC" w:hAnsi="Songti SC" w:eastAsia="Songti SC" w:cs="Songti SC"/>
           <w:b w:val="0"/>
           <w:sz w:val="22"/>
         </w:rPr>
@@ -6017,7 +6263,7 @@
       </w:pPr>
       <w:r>
         <w:rPr>
-          <w:rFonts w:ascii="FangSong_GB2312" w:hAnsi="FangSong_GB2312" w:eastAsia="FangSong_GB2312" w:cs="FangSong_GB2312"/>
+          <w:rFonts w:ascii="Songti SC" w:hAnsi="Songti SC" w:eastAsia="Songti SC" w:cs="Songti SC"/>
           <w:b w:val="0"/>
           <w:sz w:val="22"/>
         </w:rPr>
@@ -6034,7 +6280,7 @@
       </w:pPr>
       <w:r>
         <w:rPr>
-          <w:rFonts w:ascii="FangSong_GB2312" w:hAnsi="FangSong_GB2312" w:eastAsia="FangSong_GB2312" w:cs="FangSong_GB2312"/>
+          <w:rFonts w:ascii="Songti SC" w:hAnsi="Songti SC" w:eastAsia="Songti SC" w:cs="Songti SC"/>
           <w:b w:val="0"/>
           <w:sz w:val="22"/>
         </w:rPr>
@@ -6055,7 +6301,7 @@
       </w:pPr>
       <w:r>
         <w:rPr>
-          <w:rFonts w:ascii="FangSong_GB2312" w:hAnsi="FangSong_GB2312" w:eastAsia="FangSong_GB2312" w:cs="FangSong_GB2312"/>
+          <w:rFonts w:ascii="Songti SC" w:hAnsi="Songti SC" w:eastAsia="Songti SC" w:cs="Songti SC"/>
           <w:b w:val="0"/>
           <w:sz w:val="22"/>
         </w:rPr>
@@ -6083,7 +6329,7 @@
     </w:pPr>
     <w:r>
       <w:rPr>
-        <w:rFonts w:ascii="FangSong_GB2312" w:hAnsi="FangSong_GB2312" w:eastAsia="FangSong_GB2312" w:cs="FangSong_GB2312"/>
+        <w:rFonts w:ascii="Songti SC" w:hAnsi="Songti SC" w:eastAsia="Songti SC" w:cs="Songti SC"/>
         <w:color w:val="666666"/>
         <w:sz w:val="18"/>
       </w:rPr>
@@ -6094,7 +6340,7 @@
     </w:r>
     <w:r>
       <w:rPr>
-        <w:rFonts w:ascii="FangSong_GB2312" w:hAnsi="FangSong_GB2312" w:eastAsia="FangSong_GB2312" w:cs="FangSong_GB2312"/>
+        <w:rFonts w:ascii="Songti SC" w:hAnsi="Songti SC" w:eastAsia="Songti SC" w:cs="Songti SC"/>
         <w:color w:val="666666"/>
         <w:sz w:val="18"/>
       </w:rPr>
@@ -6113,7 +6359,7 @@
     </w:pPr>
     <w:r>
       <w:rPr>
-        <w:rFonts w:ascii="FangSong_GB2312" w:hAnsi="FangSong_GB2312" w:eastAsia="FangSong_GB2312" w:cs="FangSong_GB2312"/>
+        <w:rFonts w:ascii="Songti SC" w:hAnsi="Songti SC" w:eastAsia="Songti SC" w:cs="Songti SC"/>
         <w:color w:val="666666"/>
         <w:sz w:val="17"/>
       </w:rPr>
@@ -6528,7 +6774,7 @@
       <w:spacing w:before="0" w:after="120" w:line="300" w:lineRule="auto"/>
     </w:pPr>
     <w:rPr>
-      <w:rFonts w:ascii="FangSong_GB2312" w:hAnsi="FangSong_GB2312" w:eastAsia="FangSong_GB2312" w:cs="FangSong_GB2312"/>
+      <w:rFonts w:ascii="Songti SC" w:hAnsi="Songti SC" w:eastAsia="Songti SC" w:cs="Songti SC"/>
       <w:sz w:val="22"/>
     </w:rPr>
   </w:style>
@@ -6591,7 +6837,7 @@
       <w:outlineLvl w:val="0"/>
     </w:pPr>
     <w:rPr>
-      <w:rFonts w:asciiTheme="majorHAnsi" w:eastAsiaTheme="majorEastAsia" w:hAnsiTheme="majorHAnsi" w:cstheme="majorBidi" w:ascii="FangSong_GB2312" w:hAnsi="FangSong_GB2312" w:eastAsia="FangSong_GB2312" w:cs="FangSong_GB2312"/>
+      <w:rFonts w:asciiTheme="majorHAnsi" w:eastAsiaTheme="majorEastAsia" w:hAnsiTheme="majorHAnsi" w:cstheme="majorBidi" w:ascii="Songti SC" w:hAnsi="Songti SC" w:eastAsia="Songti SC" w:cs="Songti SC"/>
       <w:b/>
       <w:bCs/>
       <w:color w:val="2E74B5"/>
@@ -6615,7 +6861,7 @@
       <w:outlineLvl w:val="1"/>
     </w:pPr>
     <w:rPr>
-      <w:rFonts w:asciiTheme="majorHAnsi" w:eastAsiaTheme="majorEastAsia" w:hAnsiTheme="majorHAnsi" w:cstheme="majorBidi" w:ascii="FangSong_GB2312" w:hAnsi="FangSong_GB2312" w:eastAsia="FangSong_GB2312" w:cs="FangSong_GB2312"/>
+      <w:rFonts w:asciiTheme="majorHAnsi" w:eastAsiaTheme="majorEastAsia" w:hAnsiTheme="majorHAnsi" w:cstheme="majorBidi" w:ascii="Songti SC" w:hAnsi="Songti SC" w:eastAsia="Songti SC" w:cs="Songti SC"/>
       <w:b/>
       <w:bCs/>
       <w:color w:val="2E74B5"/>
@@ -6639,7 +6885,7 @@
       <w:outlineLvl w:val="2"/>
     </w:pPr>
     <w:rPr>
-      <w:rFonts w:asciiTheme="majorHAnsi" w:eastAsiaTheme="majorEastAsia" w:hAnsiTheme="majorHAnsi" w:cstheme="majorBidi" w:ascii="FangSong_GB2312" w:hAnsi="FangSong_GB2312" w:eastAsia="FangSong_GB2312" w:cs="FangSong_GB2312"/>
+      <w:rFonts w:asciiTheme="majorHAnsi" w:eastAsiaTheme="majorEastAsia" w:hAnsiTheme="majorHAnsi" w:cstheme="majorBidi" w:ascii="Songti SC" w:hAnsi="Songti SC" w:eastAsia="Songti SC" w:cs="Songti SC"/>
       <w:b/>
       <w:bCs/>
       <w:color w:val="1F4D78"/>
@@ -6883,7 +7129,7 @@
       <w:jc w:val="center"/>
     </w:pPr>
     <w:rPr>
-      <w:rFonts w:asciiTheme="majorHAnsi" w:eastAsiaTheme="majorEastAsia" w:hAnsiTheme="majorHAnsi" w:cstheme="majorBidi" w:ascii="FangSong_GB2312" w:hAnsi="FangSong_GB2312" w:eastAsia="FangSong_GB2312" w:cs="FangSong_GB2312"/>
+      <w:rFonts w:asciiTheme="majorHAnsi" w:eastAsiaTheme="majorEastAsia" w:hAnsiTheme="majorHAnsi" w:cstheme="majorBidi" w:ascii="Songti SC" w:hAnsi="Songti SC" w:eastAsia="Songti SC" w:cs="Songti SC"/>
       <w:b w:val="0"/>
       <w:color w:val="000000"/>
       <w:spacing w:val="5"/>
@@ -7067,7 +7313,7 @@
       <w:contextualSpacing/>
     </w:pPr>
     <w:rPr>
-      <w:rFonts w:ascii="FangSong_GB2312" w:hAnsi="FangSong_GB2312" w:eastAsia="FangSong_GB2312" w:cs="FangSong_GB2312"/>
+      <w:rFonts w:ascii="Songti SC" w:hAnsi="Songti SC" w:eastAsia="Songti SC" w:cs="Songti SC"/>
       <w:sz w:val="22"/>
     </w:rPr>
   </w:style>
@@ -7112,7 +7358,7 @@
       <w:contextualSpacing/>
     </w:pPr>
     <w:rPr>
-      <w:rFonts w:ascii="FangSong_GB2312" w:hAnsi="FangSong_GB2312" w:eastAsia="FangSong_GB2312" w:cs="FangSong_GB2312"/>
+      <w:rFonts w:ascii="Songti SC" w:hAnsi="Songti SC" w:eastAsia="Songti SC" w:cs="Songti SC"/>
       <w:sz w:val="22"/>
     </w:rPr>
   </w:style>
